--- a/Day_01/day_01.docx
+++ b/Day_01/day_01.docx
@@ -3,9 +3,2428 @@
 <w:document xmlns:wpc="http://schemas.microsoft.com/office/word/2010/wordprocessingCanvas" xmlns:mc="http://schemas.openxmlformats.org/markup-compatibility/2006" xmlns:o="urn:schemas-microsoft-com:office:office" xmlns:r="http://schemas.openxmlformats.org/officeDocument/2006/relationships" xmlns:m="http://schemas.openxmlformats.org/officeDocument/2006/math" xmlns:v="urn:schemas-microsoft-com:vml" xmlns:wp14="http://schemas.microsoft.com/office/word/2010/wordprocessingDrawing" xmlns:wp="http://schemas.openxmlformats.org/drawingml/2006/wordprocessingDrawing" xmlns:w10="urn:schemas-microsoft-com:office:word" xmlns:w="http://schemas.openxmlformats.org/wordprocessingml/2006/main" xmlns:w14="http://schemas.microsoft.com/office/word/2010/wordml" xmlns:wpg="http://schemas.microsoft.com/office/word/2010/wordprocessingGroup" xmlns:wpi="http://schemas.microsoft.com/office/word/2010/wordprocessingInk" xmlns:wne="http://schemas.microsoft.com/office/word/2006/wordml" xmlns:wps="http://schemas.microsoft.com/office/word/2010/wordprocessingShape" mc:Ignorable="w14 wp14">
   <w:body>
     <w:p>
+      <w:pPr>
+        <w:spacing w:before="150" w:after="150" w:line="240" w:lineRule="auto"/>
+        <w:jc w:val="center"/>
+        <w:outlineLvl w:val="1"/>
+        <w:rPr>
+          <w:rFonts w:ascii="Segoe UI" w:eastAsia="Times New Roman" w:hAnsi="Segoe UI" w:cs="Segoe UI"/>
+          <w:b/>
+          <w:bCs/>
+          <w:color w:val="000000"/>
+          <w:sz w:val="48"/>
+          <w:szCs w:val="48"/>
+        </w:rPr>
+      </w:pPr>
+      <w:hyperlink r:id="rId6" w:history="1">
+        <w:r>
+          <w:rPr>
+            <w:rStyle w:val="Hyperlink"/>
+            <w:rFonts w:ascii="Segoe UI" w:eastAsia="Times New Roman" w:hAnsi="Segoe UI" w:cs="Segoe UI"/>
+            <w:b/>
+            <w:bCs/>
+            <w:sz w:val="48"/>
+            <w:szCs w:val="48"/>
+          </w:rPr>
+          <w:t>What Can JavaScript Do?</w:t>
+        </w:r>
+      </w:hyperlink>
+    </w:p>
+    <w:p>
+      <w:pPr>
+        <w:pStyle w:val="Heading2"/>
+        <w:numPr>
+          <w:ilvl w:val="0"/>
+          <w:numId w:val="9"/>
+        </w:numPr>
+        <w:spacing w:before="150" w:beforeAutospacing="0" w:after="150" w:afterAutospacing="0"/>
+        <w:rPr>
+          <w:rFonts w:ascii="Segoe UI" w:hAnsi="Segoe UI" w:cs="Segoe UI"/>
+          <w:b w:val="0"/>
+          <w:bCs w:val="0"/>
+          <w:color w:val="000000"/>
+          <w:sz w:val="28"/>
+          <w:szCs w:val="28"/>
+        </w:rPr>
+      </w:pPr>
+      <w:r>
+        <w:rPr>
+          <w:rFonts w:ascii="Segoe UI" w:hAnsi="Segoe UI" w:cs="Segoe UI"/>
+          <w:b w:val="0"/>
+          <w:bCs w:val="0"/>
+          <w:color w:val="000000"/>
+          <w:sz w:val="28"/>
+          <w:szCs w:val="28"/>
+        </w:rPr>
+        <w:t>JavaScript Can Change HTML Content</w:t>
+      </w:r>
+      <w:r>
+        <w:rPr>
+          <w:rFonts w:ascii="Segoe UI" w:hAnsi="Segoe UI" w:cs="Segoe UI"/>
+          <w:b w:val="0"/>
+          <w:bCs w:val="0"/>
+          <w:color w:val="000000"/>
+          <w:sz w:val="28"/>
+          <w:szCs w:val="28"/>
+        </w:rPr>
+        <w:t>:</w:t>
+      </w:r>
+      <w:r>
+        <w:rPr>
+          <w:rFonts w:ascii="Consolas" w:hAnsi="Consolas"/>
+          <w:color w:val="000000"/>
+          <w:sz w:val="22"/>
+          <w:szCs w:val="22"/>
+          <w:shd w:val="clear" w:color="auto" w:fill="FFFFFF"/>
+        </w:rPr>
+        <w:t xml:space="preserve"> </w:t>
+      </w:r>
+    </w:p>
+    <w:p>
+      <w:pPr>
+        <w:pStyle w:val="Heading2"/>
+        <w:numPr>
+          <w:ilvl w:val="0"/>
+          <w:numId w:val="9"/>
+        </w:numPr>
+        <w:spacing w:before="150" w:beforeAutospacing="0" w:after="150" w:afterAutospacing="0"/>
+        <w:rPr>
+          <w:rFonts w:ascii="Segoe UI" w:hAnsi="Segoe UI" w:cs="Segoe UI"/>
+          <w:b w:val="0"/>
+          <w:bCs w:val="0"/>
+          <w:color w:val="000000"/>
+          <w:sz w:val="28"/>
+          <w:szCs w:val="28"/>
+        </w:rPr>
+      </w:pPr>
+      <w:r>
+        <w:rPr>
+          <w:rFonts w:ascii="Segoe UI" w:hAnsi="Segoe UI" w:cs="Segoe UI"/>
+          <w:b w:val="0"/>
+          <w:bCs w:val="0"/>
+          <w:color w:val="000000"/>
+          <w:sz w:val="28"/>
+          <w:szCs w:val="28"/>
+        </w:rPr>
+        <w:t>JavaScript Can Change HTML Attribute Values</w:t>
+      </w:r>
+      <w:r>
+        <w:rPr>
+          <w:rFonts w:ascii="Segoe UI" w:hAnsi="Segoe UI" w:cs="Segoe UI"/>
+          <w:b w:val="0"/>
+          <w:bCs w:val="0"/>
+          <w:color w:val="000000"/>
+          <w:sz w:val="28"/>
+          <w:szCs w:val="28"/>
+        </w:rPr>
+        <w:t>:</w:t>
+      </w:r>
+    </w:p>
+    <w:p>
+      <w:pPr>
+        <w:pStyle w:val="Heading2"/>
+        <w:numPr>
+          <w:ilvl w:val="0"/>
+          <w:numId w:val="9"/>
+        </w:numPr>
+        <w:spacing w:before="150" w:beforeAutospacing="0" w:after="150" w:afterAutospacing="0"/>
+        <w:rPr>
+          <w:rFonts w:ascii="Segoe UI" w:hAnsi="Segoe UI" w:cs="Segoe UI"/>
+          <w:b w:val="0"/>
+          <w:bCs w:val="0"/>
+          <w:color w:val="000000"/>
+          <w:sz w:val="28"/>
+          <w:szCs w:val="28"/>
+        </w:rPr>
+      </w:pPr>
+      <w:r>
+        <w:rPr>
+          <w:rFonts w:ascii="Segoe UI" w:hAnsi="Segoe UI" w:cs="Segoe UI"/>
+          <w:b w:val="0"/>
+          <w:bCs w:val="0"/>
+          <w:color w:val="000000"/>
+          <w:sz w:val="28"/>
+          <w:szCs w:val="28"/>
+        </w:rPr>
+        <w:t>JavaScript Can Change HTML Styles (CSS)</w:t>
+      </w:r>
+    </w:p>
+    <w:p>
+      <w:pPr>
+        <w:pStyle w:val="Heading2"/>
+        <w:numPr>
+          <w:ilvl w:val="0"/>
+          <w:numId w:val="9"/>
+        </w:numPr>
+        <w:spacing w:before="150" w:beforeAutospacing="0" w:after="150" w:afterAutospacing="0"/>
+        <w:rPr>
+          <w:rFonts w:ascii="Segoe UI" w:hAnsi="Segoe UI" w:cs="Segoe UI"/>
+          <w:b w:val="0"/>
+          <w:bCs w:val="0"/>
+          <w:color w:val="000000"/>
+          <w:sz w:val="28"/>
+          <w:szCs w:val="28"/>
+        </w:rPr>
+      </w:pPr>
+      <w:r>
+        <w:rPr>
+          <w:rFonts w:ascii="Segoe UI" w:hAnsi="Segoe UI" w:cs="Segoe UI"/>
+          <w:b w:val="0"/>
+          <w:bCs w:val="0"/>
+          <w:color w:val="000000"/>
+          <w:sz w:val="28"/>
+          <w:szCs w:val="28"/>
+        </w:rPr>
+        <w:t>JavaScript Can Hide HTML Elements</w:t>
+      </w:r>
+    </w:p>
+    <w:p>
+      <w:pPr>
+        <w:pStyle w:val="Heading2"/>
+        <w:numPr>
+          <w:ilvl w:val="0"/>
+          <w:numId w:val="9"/>
+        </w:numPr>
+        <w:spacing w:before="150" w:beforeAutospacing="0" w:after="150" w:afterAutospacing="0"/>
+        <w:rPr>
+          <w:rFonts w:ascii="Segoe UI" w:hAnsi="Segoe UI" w:cs="Segoe UI"/>
+          <w:b w:val="0"/>
+          <w:bCs w:val="0"/>
+          <w:color w:val="000000"/>
+          <w:sz w:val="28"/>
+          <w:szCs w:val="28"/>
+        </w:rPr>
+      </w:pPr>
+      <w:r>
+        <w:rPr>
+          <w:rFonts w:ascii="Segoe UI" w:hAnsi="Segoe UI" w:cs="Segoe UI"/>
+          <w:b w:val="0"/>
+          <w:bCs w:val="0"/>
+          <w:color w:val="000000"/>
+          <w:sz w:val="28"/>
+          <w:szCs w:val="28"/>
+        </w:rPr>
+        <w:t>JavaScript Can Show HTML Elements</w:t>
+      </w:r>
+    </w:p>
+    <w:p>
+      <w:pPr>
+        <w:pStyle w:val="Heading2"/>
+        <w:ind w:left="720"/>
+        <w:jc w:val="center"/>
+        <w:rPr>
+          <w:rFonts w:ascii="Segoe UI" w:hAnsi="Segoe UI" w:cs="Segoe UI"/>
+          <w:color w:val="000000"/>
+          <w:sz w:val="48"/>
+          <w:szCs w:val="48"/>
+        </w:rPr>
+      </w:pPr>
+      <w:hyperlink r:id="rId7" w:history="1">
+        <w:r>
+          <w:rPr>
+            <w:rStyle w:val="Hyperlink"/>
+            <w:rFonts w:ascii="Segoe UI" w:hAnsi="Segoe UI" w:cs="Segoe UI"/>
+            <w:sz w:val="48"/>
+            <w:szCs w:val="48"/>
+          </w:rPr>
+          <w:t>JavaScript Where To</w:t>
+        </w:r>
+      </w:hyperlink>
+    </w:p>
+    <w:p>
+      <w:pPr>
+        <w:pStyle w:val="Heading2"/>
+        <w:ind w:left="720"/>
+        <w:rPr>
+          <w:rFonts w:ascii="Segoe UI" w:hAnsi="Segoe UI" w:cs="Segoe UI"/>
+          <w:color w:val="000000"/>
+          <w:sz w:val="32"/>
+          <w:szCs w:val="32"/>
+        </w:rPr>
+      </w:pPr>
+    </w:p>
+    <w:p>
+      <w:pPr>
+        <w:pStyle w:val="Heading2"/>
+        <w:numPr>
+          <w:ilvl w:val="0"/>
+          <w:numId w:val="10"/>
+        </w:numPr>
+        <w:spacing w:before="150" w:beforeAutospacing="0" w:after="150" w:afterAutospacing="0"/>
+        <w:rPr>
+          <w:rFonts w:ascii="Segoe UI" w:hAnsi="Segoe UI" w:cs="Segoe UI"/>
+          <w:b w:val="0"/>
+          <w:bCs w:val="0"/>
+          <w:color w:val="000000"/>
+          <w:sz w:val="28"/>
+          <w:szCs w:val="28"/>
+        </w:rPr>
+      </w:pPr>
+      <w:r>
+        <w:rPr>
+          <w:rFonts w:ascii="Segoe UI" w:hAnsi="Segoe UI" w:cs="Segoe UI"/>
+          <w:b w:val="0"/>
+          <w:bCs w:val="0"/>
+          <w:color w:val="000000"/>
+          <w:sz w:val="28"/>
+          <w:szCs w:val="28"/>
+          <w:shd w:val="clear" w:color="auto" w:fill="FFFFFF"/>
+        </w:rPr>
+        <w:t>In HTML, JavaScript code is inserted between </w:t>
+      </w:r>
+      <w:r>
+        <w:rPr>
+          <w:rStyle w:val="HTMLCode"/>
+          <w:rFonts w:ascii="Segoe UI" w:hAnsi="Segoe UI" w:cs="Segoe UI"/>
+          <w:b w:val="0"/>
+          <w:bCs w:val="0"/>
+          <w:color w:val="DC143C"/>
+          <w:sz w:val="28"/>
+          <w:szCs w:val="28"/>
+        </w:rPr>
+        <w:t>&lt;script&gt;</w:t>
+      </w:r>
+      <w:r>
+        <w:rPr>
+          <w:rFonts w:ascii="Segoe UI" w:hAnsi="Segoe UI" w:cs="Segoe UI"/>
+          <w:b w:val="0"/>
+          <w:bCs w:val="0"/>
+          <w:color w:val="000000"/>
+          <w:sz w:val="28"/>
+          <w:szCs w:val="28"/>
+          <w:shd w:val="clear" w:color="auto" w:fill="FFFFFF"/>
+        </w:rPr>
+        <w:t> and </w:t>
+      </w:r>
+      <w:r>
+        <w:rPr>
+          <w:rStyle w:val="HTMLCode"/>
+          <w:rFonts w:ascii="Segoe UI" w:hAnsi="Segoe UI" w:cs="Segoe UI"/>
+          <w:b w:val="0"/>
+          <w:bCs w:val="0"/>
+          <w:color w:val="DC143C"/>
+          <w:sz w:val="28"/>
+          <w:szCs w:val="28"/>
+        </w:rPr>
+        <w:t>&lt;/script&gt;</w:t>
+      </w:r>
+      <w:r>
+        <w:rPr>
+          <w:rFonts w:ascii="Segoe UI" w:hAnsi="Segoe UI" w:cs="Segoe UI"/>
+          <w:b w:val="0"/>
+          <w:bCs w:val="0"/>
+          <w:color w:val="000000"/>
+          <w:sz w:val="28"/>
+          <w:szCs w:val="28"/>
+          <w:shd w:val="clear" w:color="auto" w:fill="FFFFFF"/>
+        </w:rPr>
+        <w:t> tags.</w:t>
+      </w:r>
+    </w:p>
+    <w:p>
+      <w:pPr>
+        <w:pStyle w:val="Heading2"/>
+        <w:numPr>
+          <w:ilvl w:val="0"/>
+          <w:numId w:val="10"/>
+        </w:numPr>
+        <w:spacing w:before="150" w:beforeAutospacing="0" w:after="150" w:afterAutospacing="0"/>
+        <w:rPr>
+          <w:rFonts w:ascii="Segoe UI" w:hAnsi="Segoe UI" w:cs="Segoe UI"/>
+          <w:b w:val="0"/>
+          <w:bCs w:val="0"/>
+          <w:color w:val="000000"/>
+          <w:sz w:val="28"/>
+          <w:szCs w:val="28"/>
+        </w:rPr>
+      </w:pPr>
+      <w:r>
+        <w:rPr>
+          <w:rFonts w:ascii="Segoe UI" w:hAnsi="Segoe UI" w:cs="Segoe UI"/>
+          <w:b w:val="0"/>
+          <w:bCs w:val="0"/>
+          <w:color w:val="000000"/>
+          <w:sz w:val="28"/>
+          <w:szCs w:val="28"/>
+        </w:rPr>
+        <w:t>JavaScript in &lt;head&gt;</w:t>
+      </w:r>
+    </w:p>
+    <w:p>
+      <w:pPr>
+        <w:pStyle w:val="Heading2"/>
+        <w:numPr>
+          <w:ilvl w:val="0"/>
+          <w:numId w:val="10"/>
+        </w:numPr>
+        <w:rPr>
+          <w:rFonts w:ascii="Segoe UI" w:hAnsi="Segoe UI" w:cs="Segoe UI"/>
+          <w:b w:val="0"/>
+          <w:bCs w:val="0"/>
+          <w:color w:val="000000"/>
+          <w:sz w:val="28"/>
+          <w:szCs w:val="28"/>
+        </w:rPr>
+      </w:pPr>
+      <w:r>
+        <w:rPr>
+          <w:rFonts w:ascii="Segoe UI" w:hAnsi="Segoe UI" w:cs="Segoe UI"/>
+          <w:b w:val="0"/>
+          <w:bCs w:val="0"/>
+          <w:color w:val="000000"/>
+          <w:sz w:val="28"/>
+          <w:szCs w:val="28"/>
+        </w:rPr>
+        <w:t>JavaScript in &lt;body&gt;</w:t>
+      </w:r>
+    </w:p>
+    <w:p>
+      <w:pPr>
+        <w:pStyle w:val="Heading2"/>
+        <w:numPr>
+          <w:ilvl w:val="0"/>
+          <w:numId w:val="10"/>
+        </w:numPr>
+        <w:spacing w:before="150" w:beforeAutospacing="0" w:after="150" w:afterAutospacing="0"/>
+        <w:rPr>
+          <w:rFonts w:ascii="Segoe UI" w:hAnsi="Segoe UI" w:cs="Segoe UI"/>
+          <w:b w:val="0"/>
+          <w:bCs w:val="0"/>
+          <w:color w:val="000000"/>
+          <w:sz w:val="28"/>
+          <w:szCs w:val="28"/>
+        </w:rPr>
+      </w:pPr>
+      <w:r>
+        <w:rPr>
+          <w:rFonts w:ascii="Segoe UI" w:hAnsi="Segoe UI" w:cs="Segoe UI"/>
+          <w:b w:val="0"/>
+          <w:bCs w:val="0"/>
+          <w:color w:val="000000"/>
+          <w:sz w:val="28"/>
+          <w:szCs w:val="28"/>
+        </w:rPr>
+        <w:t>External file: myScript.js</w:t>
+      </w:r>
+    </w:p>
+    <w:p>
+      <w:pPr>
+        <w:pStyle w:val="Heading2"/>
+        <w:numPr>
+          <w:ilvl w:val="0"/>
+          <w:numId w:val="10"/>
+        </w:numPr>
+        <w:spacing w:before="150" w:beforeAutospacing="0" w:after="150" w:afterAutospacing="0"/>
+        <w:rPr>
+          <w:rFonts w:ascii="Segoe UI" w:hAnsi="Segoe UI" w:cs="Segoe UI"/>
+          <w:b w:val="0"/>
+          <w:bCs w:val="0"/>
+          <w:color w:val="000000"/>
+          <w:sz w:val="28"/>
+          <w:szCs w:val="28"/>
+        </w:rPr>
+      </w:pPr>
+      <w:r>
+        <w:rPr>
+          <w:rFonts w:ascii="Segoe UI" w:hAnsi="Segoe UI" w:cs="Segoe UI"/>
+          <w:b w:val="0"/>
+          <w:bCs w:val="0"/>
+          <w:color w:val="000000"/>
+          <w:sz w:val="28"/>
+          <w:szCs w:val="28"/>
+        </w:rPr>
+        <w:t>External References</w:t>
+      </w:r>
+    </w:p>
+    <w:p>
+      <w:pPr>
+        <w:spacing w:before="150" w:after="150" w:line="240" w:lineRule="auto"/>
+        <w:jc w:val="center"/>
+        <w:outlineLvl w:val="0"/>
+        <w:rPr>
+          <w:rFonts w:ascii="Segoe UI" w:eastAsia="Times New Roman" w:hAnsi="Segoe UI" w:cs="Segoe UI"/>
+          <w:b/>
+          <w:bCs/>
+          <w:color w:val="000000"/>
+          <w:kern w:val="36"/>
+          <w:sz w:val="48"/>
+          <w:szCs w:val="48"/>
+        </w:rPr>
+      </w:pPr>
+      <w:hyperlink r:id="rId8" w:history="1">
+        <w:r>
+          <w:rPr>
+            <w:rStyle w:val="Hyperlink"/>
+            <w:rFonts w:ascii="Segoe UI" w:eastAsia="Times New Roman" w:hAnsi="Segoe UI" w:cs="Segoe UI"/>
+            <w:b/>
+            <w:bCs/>
+            <w:kern w:val="36"/>
+            <w:sz w:val="48"/>
+            <w:szCs w:val="48"/>
+          </w:rPr>
+          <w:t>JavaScript Output</w:t>
+        </w:r>
+      </w:hyperlink>
+    </w:p>
+    <w:p>
+      <w:pPr>
+        <w:pStyle w:val="Heading2"/>
+        <w:spacing w:before="150" w:beforeAutospacing="0" w:after="150" w:afterAutospacing="0"/>
+        <w:rPr>
+          <w:rFonts w:asciiTheme="minorBidi" w:hAnsiTheme="minorBidi" w:cstheme="minorBidi"/>
+          <w:b w:val="0"/>
+          <w:bCs w:val="0"/>
+          <w:color w:val="000000"/>
+          <w:sz w:val="32"/>
+          <w:szCs w:val="32"/>
+        </w:rPr>
+      </w:pPr>
+    </w:p>
+    <w:p>
+      <w:pPr>
+        <w:numPr>
+          <w:ilvl w:val="0"/>
+          <w:numId w:val="12"/>
+        </w:numPr>
+        <w:spacing w:before="100" w:beforeAutospacing="1" w:after="100" w:afterAutospacing="1" w:line="240" w:lineRule="auto"/>
+        <w:rPr>
+          <w:rFonts w:ascii="Segoe UI" w:eastAsia="Times New Roman" w:hAnsi="Segoe UI" w:cs="Segoe UI"/>
+          <w:color w:val="000000"/>
+          <w:sz w:val="28"/>
+          <w:szCs w:val="28"/>
+        </w:rPr>
+      </w:pPr>
+      <w:r>
+        <w:rPr>
+          <w:rFonts w:ascii="Segoe UI" w:eastAsia="Times New Roman" w:hAnsi="Segoe UI" w:cs="Segoe UI"/>
+          <w:color w:val="000000"/>
+          <w:sz w:val="28"/>
+          <w:szCs w:val="28"/>
+        </w:rPr>
+        <w:t>Writing into an HTML element, using </w:t>
+      </w:r>
+      <w:r>
+        <w:rPr>
+          <w:rFonts w:ascii="Consolas" w:eastAsia="Times New Roman" w:hAnsi="Consolas" w:cs="Courier New"/>
+          <w:color w:val="DC143C"/>
+          <w:sz w:val="28"/>
+          <w:szCs w:val="28"/>
+        </w:rPr>
+        <w:t>innerHTML</w:t>
+      </w:r>
+      <w:r>
+        <w:rPr>
+          <w:rFonts w:ascii="Segoe UI" w:eastAsia="Times New Roman" w:hAnsi="Segoe UI" w:cs="Segoe UI"/>
+          <w:color w:val="000000"/>
+          <w:sz w:val="28"/>
+          <w:szCs w:val="28"/>
+        </w:rPr>
+        <w:t> or </w:t>
+      </w:r>
+      <w:r>
+        <w:rPr>
+          <w:rFonts w:ascii="Consolas" w:eastAsia="Times New Roman" w:hAnsi="Consolas" w:cs="Courier New"/>
+          <w:color w:val="DC143C"/>
+          <w:sz w:val="28"/>
+          <w:szCs w:val="28"/>
+        </w:rPr>
+        <w:t>innerText</w:t>
+      </w:r>
+      <w:r>
+        <w:rPr>
+          <w:rFonts w:ascii="Segoe UI" w:eastAsia="Times New Roman" w:hAnsi="Segoe UI" w:cs="Segoe UI"/>
+          <w:color w:val="000000"/>
+          <w:sz w:val="28"/>
+          <w:szCs w:val="28"/>
+        </w:rPr>
+        <w:t>.</w:t>
+      </w:r>
+    </w:p>
+    <w:p>
+      <w:pPr>
+        <w:numPr>
+          <w:ilvl w:val="0"/>
+          <w:numId w:val="12"/>
+        </w:numPr>
+        <w:spacing w:before="100" w:beforeAutospacing="1" w:after="100" w:afterAutospacing="1" w:line="240" w:lineRule="auto"/>
+        <w:rPr>
+          <w:rFonts w:ascii="Segoe UI" w:eastAsia="Times New Roman" w:hAnsi="Segoe UI" w:cs="Segoe UI"/>
+          <w:color w:val="000000"/>
+          <w:sz w:val="28"/>
+          <w:szCs w:val="28"/>
+        </w:rPr>
+      </w:pPr>
+      <w:r>
+        <w:rPr>
+          <w:rFonts w:ascii="Segoe UI" w:eastAsia="Times New Roman" w:hAnsi="Segoe UI" w:cs="Segoe UI"/>
+          <w:color w:val="000000"/>
+          <w:sz w:val="28"/>
+          <w:szCs w:val="28"/>
+        </w:rPr>
+        <w:t>Writing into the HTML output using </w:t>
+      </w:r>
+      <w:r>
+        <w:rPr>
+          <w:rFonts w:ascii="Consolas" w:eastAsia="Times New Roman" w:hAnsi="Consolas" w:cs="Courier New"/>
+          <w:color w:val="DC143C"/>
+          <w:sz w:val="28"/>
+          <w:szCs w:val="28"/>
+        </w:rPr>
+        <w:t>document.write()</w:t>
+      </w:r>
+      <w:r>
+        <w:rPr>
+          <w:rFonts w:ascii="Segoe UI" w:eastAsia="Times New Roman" w:hAnsi="Segoe UI" w:cs="Segoe UI"/>
+          <w:color w:val="000000"/>
+          <w:sz w:val="28"/>
+          <w:szCs w:val="28"/>
+        </w:rPr>
+        <w:t>.</w:t>
+      </w:r>
+    </w:p>
+    <w:p>
+      <w:pPr>
+        <w:numPr>
+          <w:ilvl w:val="0"/>
+          <w:numId w:val="12"/>
+        </w:numPr>
+        <w:spacing w:before="100" w:beforeAutospacing="1" w:after="100" w:afterAutospacing="1" w:line="240" w:lineRule="auto"/>
+        <w:rPr>
+          <w:rFonts w:ascii="Segoe UI" w:eastAsia="Times New Roman" w:hAnsi="Segoe UI" w:cs="Segoe UI"/>
+          <w:color w:val="000000"/>
+          <w:sz w:val="28"/>
+          <w:szCs w:val="28"/>
+        </w:rPr>
+      </w:pPr>
+      <w:r>
+        <w:rPr>
+          <w:rFonts w:ascii="Segoe UI" w:eastAsia="Times New Roman" w:hAnsi="Segoe UI" w:cs="Segoe UI"/>
+          <w:color w:val="000000"/>
+          <w:sz w:val="28"/>
+          <w:szCs w:val="28"/>
+        </w:rPr>
+        <w:t>Writing into an alert box, using </w:t>
+      </w:r>
+      <w:r>
+        <w:rPr>
+          <w:rFonts w:ascii="Consolas" w:eastAsia="Times New Roman" w:hAnsi="Consolas" w:cs="Courier New"/>
+          <w:color w:val="DC143C"/>
+          <w:sz w:val="28"/>
+          <w:szCs w:val="28"/>
+        </w:rPr>
+        <w:t>window.alert()</w:t>
+      </w:r>
+      <w:r>
+        <w:rPr>
+          <w:rFonts w:ascii="Segoe UI" w:eastAsia="Times New Roman" w:hAnsi="Segoe UI" w:cs="Segoe UI"/>
+          <w:color w:val="000000"/>
+          <w:sz w:val="28"/>
+          <w:szCs w:val="28"/>
+        </w:rPr>
+        <w:t>.</w:t>
+      </w:r>
+    </w:p>
+    <w:p>
+      <w:pPr>
+        <w:numPr>
+          <w:ilvl w:val="0"/>
+          <w:numId w:val="12"/>
+        </w:numPr>
+        <w:spacing w:before="100" w:beforeAutospacing="1" w:after="100" w:afterAutospacing="1" w:line="240" w:lineRule="auto"/>
+        <w:rPr>
+          <w:rFonts w:ascii="Segoe UI" w:eastAsia="Times New Roman" w:hAnsi="Segoe UI" w:cs="Segoe UI"/>
+          <w:color w:val="000000"/>
+          <w:sz w:val="28"/>
+          <w:szCs w:val="28"/>
+        </w:rPr>
+      </w:pPr>
+      <w:r>
+        <w:rPr>
+          <w:rFonts w:ascii="Segoe UI" w:eastAsia="Times New Roman" w:hAnsi="Segoe UI" w:cs="Segoe UI"/>
+          <w:color w:val="000000"/>
+          <w:sz w:val="28"/>
+          <w:szCs w:val="28"/>
+        </w:rPr>
+        <w:t>Writing into the browser console, using </w:t>
+      </w:r>
+      <w:r>
+        <w:rPr>
+          <w:rFonts w:ascii="Consolas" w:eastAsia="Times New Roman" w:hAnsi="Consolas" w:cs="Courier New"/>
+          <w:color w:val="DC143C"/>
+          <w:sz w:val="28"/>
+          <w:szCs w:val="28"/>
+        </w:rPr>
+        <w:t>console.log()</w:t>
+      </w:r>
+      <w:r>
+        <w:rPr>
+          <w:rFonts w:ascii="Segoe UI" w:eastAsia="Times New Roman" w:hAnsi="Segoe UI" w:cs="Segoe UI"/>
+          <w:color w:val="000000"/>
+          <w:sz w:val="28"/>
+          <w:szCs w:val="28"/>
+        </w:rPr>
+        <w:t>.</w:t>
+      </w:r>
+    </w:p>
+    <w:p>
+      <w:pPr>
+        <w:spacing w:before="150" w:after="150" w:line="240" w:lineRule="auto"/>
+        <w:jc w:val="center"/>
+        <w:outlineLvl w:val="0"/>
+        <w:rPr>
+          <w:rFonts w:ascii="Segoe UI" w:eastAsia="Times New Roman" w:hAnsi="Segoe UI" w:cs="Segoe UI"/>
+          <w:b/>
+          <w:bCs/>
+          <w:color w:val="000000"/>
+          <w:kern w:val="36"/>
+          <w:sz w:val="48"/>
+          <w:szCs w:val="48"/>
+        </w:rPr>
+      </w:pPr>
+      <w:hyperlink r:id="rId9" w:history="1">
+        <w:r>
+          <w:rPr>
+            <w:rStyle w:val="Hyperlink"/>
+            <w:rFonts w:ascii="Segoe UI" w:eastAsia="Times New Roman" w:hAnsi="Segoe UI" w:cs="Segoe UI"/>
+            <w:b/>
+            <w:bCs/>
+            <w:kern w:val="36"/>
+            <w:sz w:val="48"/>
+            <w:szCs w:val="48"/>
+          </w:rPr>
+          <w:t>JavaScript Syntax</w:t>
+        </w:r>
+      </w:hyperlink>
+    </w:p>
+    <w:p>
+      <w:pPr>
+        <w:pStyle w:val="Heading2"/>
+        <w:rPr>
+          <w:rFonts w:ascii="Segoe UI" w:hAnsi="Segoe UI" w:cs="Segoe UI"/>
+          <w:color w:val="000000"/>
+          <w:sz w:val="28"/>
+          <w:szCs w:val="28"/>
+        </w:rPr>
+      </w:pPr>
+      <w:r>
+        <w:rPr>
+          <w:rFonts w:ascii="Segoe UI" w:hAnsi="Segoe UI" w:cs="Segoe UI"/>
+          <w:color w:val="000000"/>
+          <w:sz w:val="28"/>
+          <w:szCs w:val="28"/>
+        </w:rPr>
+        <w:t>Syntax are the rules how programs must be constructed</w:t>
+      </w:r>
+      <w:r>
+        <w:rPr>
+          <w:rFonts w:ascii="Segoe UI" w:hAnsi="Segoe UI" w:cs="Segoe UI"/>
+          <w:color w:val="000000"/>
+          <w:sz w:val="28"/>
+          <w:szCs w:val="28"/>
+        </w:rPr>
+        <w:t>:</w:t>
+      </w:r>
+    </w:p>
+    <w:p>
+      <w:pPr>
+        <w:pStyle w:val="Heading2"/>
+        <w:numPr>
+          <w:ilvl w:val="0"/>
+          <w:numId w:val="16"/>
+        </w:numPr>
+        <w:spacing w:before="150" w:beforeAutospacing="0" w:after="150" w:afterAutospacing="0"/>
+        <w:rPr>
+          <w:rFonts w:ascii="Segoe UI" w:hAnsi="Segoe UI" w:cs="Segoe UI"/>
+          <w:color w:val="000000"/>
+          <w:sz w:val="28"/>
+          <w:szCs w:val="28"/>
+        </w:rPr>
+      </w:pPr>
+      <w:r>
+        <w:rPr>
+          <w:rFonts w:ascii="Segoe UI" w:hAnsi="Segoe UI" w:cs="Segoe UI"/>
+          <w:color w:val="000000"/>
+          <w:sz w:val="28"/>
+          <w:szCs w:val="28"/>
+        </w:rPr>
+        <w:t>JavaScript Values</w:t>
+      </w:r>
+    </w:p>
+    <w:p>
+      <w:pPr>
+        <w:numPr>
+          <w:ilvl w:val="0"/>
+          <w:numId w:val="14"/>
+        </w:numPr>
+        <w:spacing w:before="100" w:beforeAutospacing="1" w:after="100" w:afterAutospacing="1" w:line="240" w:lineRule="auto"/>
+        <w:rPr>
+          <w:rFonts w:ascii="Segoe UI" w:eastAsia="Times New Roman" w:hAnsi="Segoe UI" w:cs="Segoe UI"/>
+          <w:color w:val="000000"/>
+          <w:sz w:val="24"/>
+          <w:szCs w:val="24"/>
+        </w:rPr>
+      </w:pPr>
+      <w:r>
+        <w:rPr>
+          <w:rFonts w:ascii="Segoe UI" w:eastAsia="Times New Roman" w:hAnsi="Segoe UI" w:cs="Segoe UI"/>
+          <w:b/>
+          <w:bCs/>
+          <w:color w:val="000000"/>
+          <w:sz w:val="24"/>
+          <w:szCs w:val="24"/>
+        </w:rPr>
+        <w:t>Literals</w:t>
+      </w:r>
+      <w:r>
+        <w:rPr>
+          <w:rFonts w:ascii="Segoe UI" w:eastAsia="Times New Roman" w:hAnsi="Segoe UI" w:cs="Segoe UI"/>
+          <w:color w:val="000000"/>
+          <w:sz w:val="24"/>
+          <w:szCs w:val="24"/>
+        </w:rPr>
+        <w:t> (Fixed values)</w:t>
+      </w:r>
+      <w:r>
+        <w:rPr>
+          <w:rFonts w:cs="Arial Unicode MS"/>
+          <w:cs/>
+          <w:lang w:bidi="bn-IN"/>
+        </w:rPr>
+        <w:t xml:space="preserve"> </w:t>
+      </w:r>
+      <w:r>
+        <w:rPr>
+          <w:rFonts w:ascii="Nirmala UI" w:eastAsia="Times New Roman" w:hAnsi="Nirmala UI" w:cs="Nirmala UI" w:hint="cs"/>
+          <w:color w:val="000000"/>
+          <w:cs/>
+          <w:lang w:bidi="bn-IN"/>
+        </w:rPr>
+        <w:t>সরাসরি</w:t>
+      </w:r>
+      <w:r>
+        <w:rPr>
+          <w:rFonts w:ascii="Segoe UI" w:eastAsia="Times New Roman" w:hAnsi="Segoe UI" w:cs="Segoe UI"/>
+          <w:color w:val="000000"/>
+          <w:cs/>
+          <w:lang w:bidi="bn-IN"/>
+        </w:rPr>
+        <w:t xml:space="preserve"> </w:t>
+      </w:r>
+      <w:r>
+        <w:rPr>
+          <w:rFonts w:ascii="Nirmala UI" w:eastAsia="Times New Roman" w:hAnsi="Nirmala UI" w:cs="Nirmala UI" w:hint="cs"/>
+          <w:color w:val="000000"/>
+          <w:cs/>
+          <w:lang w:bidi="bn-IN"/>
+        </w:rPr>
+        <w:t>লেখা</w:t>
+      </w:r>
+      <w:r>
+        <w:rPr>
+          <w:rFonts w:ascii="Segoe UI" w:eastAsia="Times New Roman" w:hAnsi="Segoe UI" w:cs="Segoe UI"/>
+          <w:color w:val="000000"/>
+          <w:cs/>
+          <w:lang w:bidi="bn-IN"/>
+        </w:rPr>
+        <w:t xml:space="preserve"> </w:t>
+      </w:r>
+      <w:r>
+        <w:rPr>
+          <w:rFonts w:ascii="Nirmala UI" w:eastAsia="Times New Roman" w:hAnsi="Nirmala UI" w:cs="Nirmala UI" w:hint="cs"/>
+          <w:color w:val="000000"/>
+          <w:cs/>
+          <w:lang w:bidi="bn-IN"/>
+        </w:rPr>
+        <w:t>স্থির</w:t>
+      </w:r>
+      <w:r>
+        <w:rPr>
+          <w:rFonts w:ascii="Segoe UI" w:eastAsia="Times New Roman" w:hAnsi="Segoe UI" w:cs="Segoe UI"/>
+          <w:color w:val="000000"/>
+          <w:cs/>
+          <w:lang w:bidi="bn-IN"/>
+        </w:rPr>
+        <w:t xml:space="preserve"> </w:t>
+      </w:r>
+      <w:r>
+        <w:rPr>
+          <w:rFonts w:ascii="Nirmala UI" w:eastAsia="Times New Roman" w:hAnsi="Nirmala UI" w:cs="Nirmala UI" w:hint="cs"/>
+          <w:color w:val="000000"/>
+          <w:cs/>
+          <w:lang w:bidi="bn-IN"/>
+        </w:rPr>
+        <w:t>মান।</w:t>
+      </w:r>
+    </w:p>
+    <w:p>
+      <w:pPr>
+        <w:numPr>
+          <w:ilvl w:val="0"/>
+          <w:numId w:val="14"/>
+        </w:numPr>
+        <w:spacing w:before="100" w:beforeAutospacing="1" w:after="100" w:afterAutospacing="1" w:line="240" w:lineRule="auto"/>
+        <w:rPr>
+          <w:rFonts w:ascii="Segoe UI" w:eastAsia="Times New Roman" w:hAnsi="Segoe UI" w:cs="Segoe UI"/>
+          <w:color w:val="000000"/>
+        </w:rPr>
+      </w:pPr>
+      <w:r>
+        <w:rPr>
+          <w:rFonts w:ascii="Segoe UI" w:eastAsia="Times New Roman" w:hAnsi="Segoe UI" w:cs="Segoe UI"/>
+          <w:b/>
+          <w:bCs/>
+          <w:color w:val="000000"/>
+          <w:sz w:val="24"/>
+          <w:szCs w:val="24"/>
+        </w:rPr>
+        <w:t>Variables</w:t>
+      </w:r>
+      <w:r>
+        <w:rPr>
+          <w:rFonts w:ascii="Segoe UI" w:eastAsia="Times New Roman" w:hAnsi="Segoe UI" w:cs="Segoe UI"/>
+          <w:color w:val="000000"/>
+          <w:sz w:val="24"/>
+          <w:szCs w:val="24"/>
+        </w:rPr>
+        <w:t> (Variable values)</w:t>
+      </w:r>
+      <w:r>
+        <w:rPr>
+          <w:rFonts w:cs="Arial Unicode MS"/>
+          <w:cs/>
+          <w:lang w:bidi="bn-IN"/>
+        </w:rPr>
+        <w:t xml:space="preserve"> </w:t>
+      </w:r>
+      <w:r>
+        <w:rPr>
+          <w:rFonts w:ascii="Nirmala UI" w:eastAsia="Times New Roman" w:hAnsi="Nirmala UI" w:cs="Nirmala UI" w:hint="cs"/>
+          <w:color w:val="000000"/>
+          <w:cs/>
+          <w:lang w:bidi="bn-IN"/>
+        </w:rPr>
+        <w:t>এমন</w:t>
+      </w:r>
+      <w:r>
+        <w:rPr>
+          <w:rFonts w:ascii="Segoe UI" w:eastAsia="Times New Roman" w:hAnsi="Segoe UI" w:cs="Segoe UI"/>
+          <w:color w:val="000000"/>
+          <w:cs/>
+          <w:lang w:bidi="bn-IN"/>
+        </w:rPr>
+        <w:t xml:space="preserve"> </w:t>
+      </w:r>
+      <w:r>
+        <w:rPr>
+          <w:rFonts w:ascii="Segoe UI" w:eastAsia="Times New Roman" w:hAnsi="Segoe UI" w:cs="Segoe UI"/>
+          <w:color w:val="000000"/>
+        </w:rPr>
+        <w:t xml:space="preserve">Variable, </w:t>
+      </w:r>
+      <w:r>
+        <w:rPr>
+          <w:rFonts w:ascii="Nirmala UI" w:eastAsia="Times New Roman" w:hAnsi="Nirmala UI" w:cs="Nirmala UI" w:hint="cs"/>
+          <w:color w:val="000000"/>
+          <w:cs/>
+          <w:lang w:bidi="bn-IN"/>
+        </w:rPr>
+        <w:t>যার</w:t>
+      </w:r>
+      <w:r>
+        <w:rPr>
+          <w:rFonts w:ascii="Segoe UI" w:eastAsia="Times New Roman" w:hAnsi="Segoe UI" w:cs="Segoe UI"/>
+          <w:color w:val="000000"/>
+          <w:cs/>
+          <w:lang w:bidi="bn-IN"/>
+        </w:rPr>
+        <w:t xml:space="preserve"> </w:t>
+      </w:r>
+      <w:r>
+        <w:rPr>
+          <w:rFonts w:ascii="Nirmala UI" w:eastAsia="Times New Roman" w:hAnsi="Nirmala UI" w:cs="Nirmala UI" w:hint="cs"/>
+          <w:color w:val="000000"/>
+          <w:cs/>
+          <w:lang w:bidi="bn-IN"/>
+        </w:rPr>
+        <w:t>ভিতরের</w:t>
+      </w:r>
+      <w:r>
+        <w:rPr>
+          <w:rFonts w:ascii="Segoe UI" w:eastAsia="Times New Roman" w:hAnsi="Segoe UI" w:cs="Segoe UI"/>
+          <w:color w:val="000000"/>
+          <w:cs/>
+          <w:lang w:bidi="bn-IN"/>
+        </w:rPr>
+        <w:t xml:space="preserve"> </w:t>
+      </w:r>
+      <w:r>
+        <w:rPr>
+          <w:rFonts w:ascii="Segoe UI" w:eastAsia="Times New Roman" w:hAnsi="Segoe UI" w:cs="Segoe UI"/>
+          <w:color w:val="000000"/>
+        </w:rPr>
+        <w:t xml:space="preserve">Value </w:t>
+      </w:r>
+      <w:r>
+        <w:rPr>
+          <w:rFonts w:ascii="Nirmala UI" w:eastAsia="Times New Roman" w:hAnsi="Nirmala UI" w:cs="Nirmala UI" w:hint="cs"/>
+          <w:color w:val="000000"/>
+          <w:cs/>
+          <w:lang w:bidi="bn-IN"/>
+        </w:rPr>
+        <w:t>পরে</w:t>
+      </w:r>
+      <w:r>
+        <w:rPr>
+          <w:rFonts w:ascii="Segoe UI" w:eastAsia="Times New Roman" w:hAnsi="Segoe UI" w:cs="Segoe UI"/>
+          <w:color w:val="000000"/>
+          <w:cs/>
+          <w:lang w:bidi="bn-IN"/>
+        </w:rPr>
+        <w:t xml:space="preserve"> </w:t>
+      </w:r>
+      <w:r>
+        <w:rPr>
+          <w:rFonts w:ascii="Nirmala UI" w:eastAsia="Times New Roman" w:hAnsi="Nirmala UI" w:cs="Nirmala UI" w:hint="cs"/>
+          <w:color w:val="000000"/>
+          <w:cs/>
+          <w:lang w:bidi="bn-IN"/>
+        </w:rPr>
+        <w:t>পরিবর্তন</w:t>
+      </w:r>
+      <w:r>
+        <w:rPr>
+          <w:rFonts w:ascii="Segoe UI" w:eastAsia="Times New Roman" w:hAnsi="Segoe UI" w:cs="Segoe UI"/>
+          <w:color w:val="000000"/>
+          <w:cs/>
+          <w:lang w:bidi="bn-IN"/>
+        </w:rPr>
+        <w:t xml:space="preserve"> </w:t>
+      </w:r>
+      <w:r>
+        <w:rPr>
+          <w:rFonts w:ascii="Nirmala UI" w:eastAsia="Times New Roman" w:hAnsi="Nirmala UI" w:cs="Nirmala UI" w:hint="cs"/>
+          <w:color w:val="000000"/>
+          <w:cs/>
+          <w:lang w:bidi="bn-IN"/>
+        </w:rPr>
+        <w:t>হতে</w:t>
+      </w:r>
+      <w:r>
+        <w:rPr>
+          <w:rFonts w:ascii="Segoe UI" w:eastAsia="Times New Roman" w:hAnsi="Segoe UI" w:cs="Segoe UI"/>
+          <w:color w:val="000000"/>
+          <w:cs/>
+          <w:lang w:bidi="bn-IN"/>
+        </w:rPr>
+        <w:t xml:space="preserve"> </w:t>
+      </w:r>
+      <w:r>
+        <w:rPr>
+          <w:rFonts w:ascii="Nirmala UI" w:eastAsia="Times New Roman" w:hAnsi="Nirmala UI" w:cs="Nirmala UI" w:hint="cs"/>
+          <w:color w:val="000000"/>
+          <w:cs/>
+          <w:lang w:bidi="bn-IN"/>
+        </w:rPr>
+        <w:t>পারে।</w:t>
+      </w:r>
+    </w:p>
+    <w:p>
+      <w:pPr>
+        <w:pStyle w:val="Heading2"/>
+        <w:numPr>
+          <w:ilvl w:val="0"/>
+          <w:numId w:val="16"/>
+        </w:numPr>
+        <w:spacing w:before="150" w:beforeAutospacing="0" w:after="150" w:afterAutospacing="0"/>
+        <w:rPr>
+          <w:rFonts w:ascii="Segoe UI" w:hAnsi="Segoe UI" w:cs="Segoe UI"/>
+          <w:color w:val="000000"/>
+          <w:sz w:val="28"/>
+          <w:szCs w:val="28"/>
+        </w:rPr>
+      </w:pPr>
+      <w:r>
+        <w:rPr>
+          <w:rFonts w:ascii="Segoe UI" w:hAnsi="Segoe UI" w:cs="Segoe UI"/>
+          <w:color w:val="000000"/>
+          <w:sz w:val="28"/>
+          <w:szCs w:val="28"/>
+        </w:rPr>
+        <w:t>JavaScript Keywords</w:t>
+      </w:r>
+    </w:p>
+    <w:p>
+      <w:pPr>
+        <w:pStyle w:val="Heading2"/>
+        <w:numPr>
+          <w:ilvl w:val="0"/>
+          <w:numId w:val="16"/>
+        </w:numPr>
+        <w:spacing w:before="150" w:beforeAutospacing="0" w:after="150" w:afterAutospacing="0"/>
+        <w:rPr>
+          <w:rFonts w:ascii="Segoe UI" w:hAnsi="Segoe UI" w:cs="Segoe UI"/>
+          <w:color w:val="000000"/>
+          <w:sz w:val="28"/>
+          <w:szCs w:val="28"/>
+        </w:rPr>
+      </w:pPr>
+      <w:r>
+        <w:rPr>
+          <w:rFonts w:ascii="Segoe UI" w:hAnsi="Segoe UI" w:cs="Segoe UI"/>
+          <w:color w:val="000000"/>
+          <w:sz w:val="28"/>
+          <w:szCs w:val="28"/>
+        </w:rPr>
+        <w:t>JavaScript Variables</w:t>
+      </w:r>
+    </w:p>
+    <w:p>
+      <w:pPr>
+        <w:pStyle w:val="Heading2"/>
+        <w:numPr>
+          <w:ilvl w:val="0"/>
+          <w:numId w:val="16"/>
+        </w:numPr>
+        <w:spacing w:before="150" w:beforeAutospacing="0" w:after="150" w:afterAutospacing="0"/>
+        <w:rPr>
+          <w:rFonts w:ascii="Segoe UI" w:hAnsi="Segoe UI" w:cs="Segoe UI"/>
+          <w:color w:val="000000"/>
+          <w:sz w:val="28"/>
+          <w:szCs w:val="28"/>
+        </w:rPr>
+      </w:pPr>
+      <w:r>
+        <w:rPr>
+          <w:rFonts w:ascii="Segoe UI" w:hAnsi="Segoe UI" w:cs="Segoe UI"/>
+          <w:color w:val="000000"/>
+          <w:sz w:val="28"/>
+          <w:szCs w:val="28"/>
+        </w:rPr>
+        <w:lastRenderedPageBreak/>
+        <w:t>JavaScript Identifiers:</w:t>
+      </w:r>
+    </w:p>
+    <w:p>
+      <w:pPr>
+        <w:spacing w:before="288" w:after="288" w:line="240" w:lineRule="auto"/>
+        <w:rPr>
+          <w:rFonts w:ascii="Segoe UI" w:eastAsia="Times New Roman" w:hAnsi="Segoe UI" w:cs="Segoe UI"/>
+          <w:color w:val="000000"/>
+          <w:sz w:val="24"/>
+          <w:szCs w:val="24"/>
+        </w:rPr>
+      </w:pPr>
+      <w:r>
+        <w:rPr>
+          <w:rFonts w:ascii="Segoe UI" w:eastAsia="Times New Roman" w:hAnsi="Segoe UI" w:cs="Segoe UI"/>
+          <w:color w:val="000000"/>
+          <w:sz w:val="24"/>
+          <w:szCs w:val="24"/>
+        </w:rPr>
+        <w:t>Rules for identifiers:</w:t>
+      </w:r>
+    </w:p>
+    <w:p>
+      <w:pPr>
+        <w:numPr>
+          <w:ilvl w:val="0"/>
+          <w:numId w:val="15"/>
+        </w:numPr>
+        <w:spacing w:before="100" w:beforeAutospacing="1" w:after="100" w:afterAutospacing="1" w:line="240" w:lineRule="auto"/>
+        <w:rPr>
+          <w:rFonts w:ascii="Segoe UI" w:eastAsia="Times New Roman" w:hAnsi="Segoe UI" w:cs="Segoe UI"/>
+          <w:color w:val="000000"/>
+          <w:sz w:val="24"/>
+          <w:szCs w:val="24"/>
+        </w:rPr>
+      </w:pPr>
+      <w:r>
+        <w:rPr>
+          <w:rFonts w:ascii="Segoe UI" w:eastAsia="Times New Roman" w:hAnsi="Segoe UI" w:cs="Segoe UI"/>
+          <w:color w:val="000000"/>
+          <w:sz w:val="24"/>
+          <w:szCs w:val="24"/>
+        </w:rPr>
+        <w:t>Must start with a letter, _, or $</w:t>
+      </w:r>
+    </w:p>
+    <w:p>
+      <w:pPr>
+        <w:numPr>
+          <w:ilvl w:val="0"/>
+          <w:numId w:val="15"/>
+        </w:numPr>
+        <w:spacing w:before="100" w:beforeAutospacing="1" w:after="100" w:afterAutospacing="1" w:line="240" w:lineRule="auto"/>
+        <w:rPr>
+          <w:rFonts w:ascii="Segoe UI" w:eastAsia="Times New Roman" w:hAnsi="Segoe UI" w:cs="Segoe UI"/>
+          <w:color w:val="000000"/>
+          <w:sz w:val="24"/>
+          <w:szCs w:val="24"/>
+        </w:rPr>
+      </w:pPr>
+      <w:r>
+        <w:rPr>
+          <w:rFonts w:ascii="Segoe UI" w:eastAsia="Times New Roman" w:hAnsi="Segoe UI" w:cs="Segoe UI"/>
+          <w:color w:val="000000"/>
+          <w:sz w:val="24"/>
+          <w:szCs w:val="24"/>
+        </w:rPr>
+        <w:t>Can contain digits after the first character</w:t>
+      </w:r>
+    </w:p>
+    <w:p>
+      <w:pPr>
+        <w:numPr>
+          <w:ilvl w:val="0"/>
+          <w:numId w:val="15"/>
+        </w:numPr>
+        <w:spacing w:before="100" w:beforeAutospacing="1" w:after="100" w:afterAutospacing="1" w:line="240" w:lineRule="auto"/>
+        <w:rPr>
+          <w:rFonts w:ascii="Segoe UI" w:eastAsia="Times New Roman" w:hAnsi="Segoe UI" w:cs="Segoe UI"/>
+          <w:color w:val="000000"/>
+          <w:sz w:val="24"/>
+          <w:szCs w:val="24"/>
+        </w:rPr>
+      </w:pPr>
+      <w:r>
+        <w:rPr>
+          <w:rFonts w:ascii="Segoe UI" w:eastAsia="Times New Roman" w:hAnsi="Segoe UI" w:cs="Segoe UI"/>
+          <w:color w:val="000000"/>
+          <w:sz w:val="24"/>
+          <w:szCs w:val="24"/>
+        </w:rPr>
+        <w:t>Cannot be a reserved keyword (let, const, if, etc.)</w:t>
+      </w:r>
+    </w:p>
+    <w:p>
+      <w:pPr>
+        <w:numPr>
+          <w:ilvl w:val="0"/>
+          <w:numId w:val="15"/>
+        </w:numPr>
+        <w:spacing w:before="100" w:beforeAutospacing="1" w:after="100" w:afterAutospacing="1" w:line="240" w:lineRule="auto"/>
+        <w:rPr>
+          <w:rFonts w:ascii="Segoe UI" w:eastAsia="Times New Roman" w:hAnsi="Segoe UI" w:cs="Segoe UI"/>
+          <w:color w:val="000000"/>
+          <w:sz w:val="24"/>
+          <w:szCs w:val="24"/>
+        </w:rPr>
+      </w:pPr>
+      <w:r>
+        <w:rPr>
+          <w:rFonts w:ascii="Segoe UI" w:eastAsia="Times New Roman" w:hAnsi="Segoe UI" w:cs="Segoe UI"/>
+          <w:color w:val="000000"/>
+          <w:sz w:val="24"/>
+          <w:szCs w:val="24"/>
+        </w:rPr>
+        <w:t>Are case-sensitive</w:t>
+      </w:r>
+    </w:p>
+    <w:p>
+      <w:pPr>
+        <w:pStyle w:val="Heading2"/>
+        <w:ind w:firstLine="360"/>
+        <w:rPr>
+          <w:rFonts w:ascii="Segoe UI" w:hAnsi="Segoe UI" w:cs="Segoe UI"/>
+          <w:color w:val="000000"/>
+          <w:sz w:val="28"/>
+          <w:szCs w:val="28"/>
+        </w:rPr>
+      </w:pPr>
+      <w:r>
+        <w:rPr>
+          <w:rFonts w:ascii="Segoe UI" w:hAnsi="Segoe UI" w:cs="Segoe UI"/>
+          <w:color w:val="000000"/>
+          <w:sz w:val="28"/>
+          <w:szCs w:val="28"/>
+        </w:rPr>
+        <w:t>5.</w:t>
+      </w:r>
+      <w:r>
+        <w:rPr>
+          <w:rFonts w:ascii="Segoe UI" w:hAnsi="Segoe UI" w:cs="Segoe UI"/>
+          <w:color w:val="000000"/>
+          <w:sz w:val="28"/>
+          <w:szCs w:val="28"/>
+        </w:rPr>
+        <w:t>JavaScript Operators</w:t>
+      </w:r>
+    </w:p>
+    <w:p>
+      <w:pPr>
+        <w:pStyle w:val="Heading2"/>
+        <w:ind w:firstLine="360"/>
+        <w:rPr>
+          <w:rFonts w:asciiTheme="minorHAnsi" w:eastAsiaTheme="minorHAnsi" w:hAnsiTheme="minorHAnsi" w:cs="Arial Unicode MS"/>
+          <w:b w:val="0"/>
+          <w:bCs w:val="0"/>
+          <w:sz w:val="22"/>
+          <w:szCs w:val="22"/>
+          <w:cs/>
+          <w:lang w:bidi="bn-IN"/>
+        </w:rPr>
+      </w:pPr>
+      <w:r>
+        <w:rPr>
+          <w:rFonts w:ascii="Segoe UI" w:hAnsi="Segoe UI" w:cs="Segoe UI"/>
+          <w:color w:val="000000"/>
+          <w:sz w:val="28"/>
+          <w:szCs w:val="28"/>
+        </w:rPr>
+        <w:t>6.</w:t>
+      </w:r>
+      <w:r>
+        <w:t xml:space="preserve"> </w:t>
+      </w:r>
+      <w:r>
+        <w:rPr>
+          <w:rFonts w:ascii="Segoe UI" w:hAnsi="Segoe UI" w:cs="Segoe UI"/>
+          <w:color w:val="000000"/>
+          <w:sz w:val="28"/>
+          <w:szCs w:val="28"/>
+        </w:rPr>
+        <w:t>JavaScript Expressions</w:t>
+      </w:r>
+      <w:r>
+        <w:rPr>
+          <w:rFonts w:ascii="Segoe UI" w:hAnsi="Segoe UI" w:cs="Segoe UI"/>
+          <w:color w:val="000000"/>
+          <w:sz w:val="28"/>
+          <w:szCs w:val="28"/>
+        </w:rPr>
+        <w:t>:</w:t>
+      </w:r>
+      <w:r>
+        <w:rPr>
+          <w:rFonts w:asciiTheme="minorHAnsi" w:eastAsiaTheme="minorHAnsi" w:hAnsiTheme="minorHAnsi" w:cs="Arial Unicode MS"/>
+          <w:b w:val="0"/>
+          <w:bCs w:val="0"/>
+          <w:sz w:val="22"/>
+          <w:szCs w:val="22"/>
+          <w:cs/>
+          <w:lang w:bidi="bn-IN"/>
+        </w:rPr>
+        <w:t xml:space="preserve"> </w:t>
+      </w:r>
+    </w:p>
+    <w:p>
+      <w:pPr>
+        <w:pStyle w:val="Heading2"/>
+        <w:ind w:firstLine="360"/>
+        <w:rPr>
+          <w:rFonts w:ascii="Segoe UI" w:hAnsi="Segoe UI" w:cs="Segoe UI"/>
+          <w:b w:val="0"/>
+          <w:bCs w:val="0"/>
+          <w:color w:val="000000"/>
+          <w:sz w:val="24"/>
+          <w:szCs w:val="24"/>
+        </w:rPr>
+      </w:pPr>
+      <w:r>
+        <w:rPr>
+          <w:rFonts w:ascii="Nirmala UI" w:hAnsi="Nirmala UI" w:cs="Nirmala UI" w:hint="cs"/>
+          <w:b w:val="0"/>
+          <w:bCs w:val="0"/>
+          <w:color w:val="000000"/>
+          <w:sz w:val="24"/>
+          <w:szCs w:val="24"/>
+          <w:cs/>
+          <w:lang w:bidi="bn-IN"/>
+        </w:rPr>
+        <w:t>যে</w:t>
+      </w:r>
+      <w:r>
+        <w:rPr>
+          <w:rFonts w:ascii="Segoe UI" w:hAnsi="Segoe UI" w:cs="Segoe UI"/>
+          <w:b w:val="0"/>
+          <w:bCs w:val="0"/>
+          <w:color w:val="000000"/>
+          <w:sz w:val="24"/>
+          <w:szCs w:val="24"/>
+          <w:cs/>
+          <w:lang w:bidi="bn-IN"/>
+        </w:rPr>
+        <w:t xml:space="preserve"> </w:t>
+      </w:r>
+      <w:r>
+        <w:rPr>
+          <w:rFonts w:ascii="Nirmala UI" w:hAnsi="Nirmala UI" w:cs="Nirmala UI" w:hint="cs"/>
+          <w:b w:val="0"/>
+          <w:bCs w:val="0"/>
+          <w:color w:val="000000"/>
+          <w:sz w:val="24"/>
+          <w:szCs w:val="24"/>
+          <w:cs/>
+          <w:lang w:bidi="bn-IN"/>
+        </w:rPr>
+        <w:t>কোডের</w:t>
+      </w:r>
+      <w:r>
+        <w:rPr>
+          <w:rFonts w:ascii="Segoe UI" w:hAnsi="Segoe UI" w:cs="Segoe UI"/>
+          <w:b w:val="0"/>
+          <w:bCs w:val="0"/>
+          <w:color w:val="000000"/>
+          <w:sz w:val="24"/>
+          <w:szCs w:val="24"/>
+          <w:cs/>
+          <w:lang w:bidi="bn-IN"/>
+        </w:rPr>
+        <w:t xml:space="preserve"> </w:t>
+      </w:r>
+      <w:r>
+        <w:rPr>
+          <w:rFonts w:ascii="Nirmala UI" w:hAnsi="Nirmala UI" w:cs="Nirmala UI" w:hint="cs"/>
+          <w:b w:val="0"/>
+          <w:bCs w:val="0"/>
+          <w:color w:val="000000"/>
+          <w:sz w:val="24"/>
+          <w:szCs w:val="24"/>
+          <w:cs/>
+          <w:lang w:bidi="bn-IN"/>
+        </w:rPr>
+        <w:t>একটি</w:t>
+      </w:r>
+      <w:r>
+        <w:rPr>
+          <w:rFonts w:ascii="Segoe UI" w:hAnsi="Segoe UI" w:cs="Segoe UI"/>
+          <w:b w:val="0"/>
+          <w:bCs w:val="0"/>
+          <w:color w:val="000000"/>
+          <w:sz w:val="24"/>
+          <w:szCs w:val="24"/>
+          <w:cs/>
+          <w:lang w:bidi="bn-IN"/>
+        </w:rPr>
+        <w:t xml:space="preserve"> </w:t>
+      </w:r>
+      <w:r>
+        <w:rPr>
+          <w:rFonts w:ascii="Nirmala UI" w:hAnsi="Nirmala UI" w:cs="Nirmala UI" w:hint="cs"/>
+          <w:b w:val="0"/>
+          <w:bCs w:val="0"/>
+          <w:color w:val="000000"/>
+          <w:sz w:val="24"/>
+          <w:szCs w:val="24"/>
+          <w:cs/>
+          <w:lang w:bidi="bn-IN"/>
+        </w:rPr>
+        <w:t>ফলাফল</w:t>
+      </w:r>
+      <w:r>
+        <w:rPr>
+          <w:rFonts w:ascii="Segoe UI" w:hAnsi="Segoe UI" w:cs="Segoe UI"/>
+          <w:b w:val="0"/>
+          <w:bCs w:val="0"/>
+          <w:color w:val="000000"/>
+          <w:sz w:val="24"/>
+          <w:szCs w:val="24"/>
+          <w:cs/>
+          <w:lang w:bidi="bn-IN"/>
+        </w:rPr>
+        <w:t xml:space="preserve"> (</w:t>
+      </w:r>
+      <w:r>
+        <w:rPr>
+          <w:rFonts w:ascii="Segoe UI" w:hAnsi="Segoe UI" w:cs="Segoe UI"/>
+          <w:b w:val="0"/>
+          <w:bCs w:val="0"/>
+          <w:color w:val="000000"/>
+          <w:sz w:val="24"/>
+          <w:szCs w:val="24"/>
+        </w:rPr>
+        <w:t xml:space="preserve">Result) </w:t>
+      </w:r>
+      <w:r>
+        <w:rPr>
+          <w:rFonts w:ascii="Nirmala UI" w:hAnsi="Nirmala UI" w:cs="Nirmala UI" w:hint="cs"/>
+          <w:b w:val="0"/>
+          <w:bCs w:val="0"/>
+          <w:color w:val="000000"/>
+          <w:sz w:val="24"/>
+          <w:szCs w:val="24"/>
+          <w:cs/>
+          <w:lang w:bidi="bn-IN"/>
+        </w:rPr>
+        <w:t>বের</w:t>
+      </w:r>
+      <w:r>
+        <w:rPr>
+          <w:rFonts w:ascii="Segoe UI" w:hAnsi="Segoe UI" w:cs="Segoe UI"/>
+          <w:b w:val="0"/>
+          <w:bCs w:val="0"/>
+          <w:color w:val="000000"/>
+          <w:sz w:val="24"/>
+          <w:szCs w:val="24"/>
+          <w:cs/>
+          <w:lang w:bidi="bn-IN"/>
+        </w:rPr>
+        <w:t xml:space="preserve"> </w:t>
+      </w:r>
+      <w:r>
+        <w:rPr>
+          <w:rFonts w:ascii="Nirmala UI" w:hAnsi="Nirmala UI" w:cs="Nirmala UI" w:hint="cs"/>
+          <w:b w:val="0"/>
+          <w:bCs w:val="0"/>
+          <w:color w:val="000000"/>
+          <w:sz w:val="24"/>
+          <w:szCs w:val="24"/>
+          <w:cs/>
+          <w:lang w:bidi="bn-IN"/>
+        </w:rPr>
+        <w:t>হয়</w:t>
+      </w:r>
+      <w:r>
+        <w:rPr>
+          <w:rFonts w:ascii="Segoe UI" w:hAnsi="Segoe UI" w:cs="Segoe UI"/>
+          <w:b w:val="0"/>
+          <w:bCs w:val="0"/>
+          <w:color w:val="000000"/>
+          <w:sz w:val="24"/>
+          <w:szCs w:val="24"/>
+        </w:rPr>
+        <w:t xml:space="preserve">, </w:t>
+      </w:r>
+      <w:r>
+        <w:rPr>
+          <w:rFonts w:ascii="Nirmala UI" w:hAnsi="Nirmala UI" w:cs="Nirmala UI" w:hint="cs"/>
+          <w:b w:val="0"/>
+          <w:bCs w:val="0"/>
+          <w:color w:val="000000"/>
+          <w:sz w:val="24"/>
+          <w:szCs w:val="24"/>
+          <w:cs/>
+          <w:lang w:bidi="bn-IN"/>
+        </w:rPr>
+        <w:t>সেটিই</w:t>
+      </w:r>
+      <w:r>
+        <w:rPr>
+          <w:rFonts w:ascii="Segoe UI" w:hAnsi="Segoe UI" w:cs="Segoe UI"/>
+          <w:b w:val="0"/>
+          <w:bCs w:val="0"/>
+          <w:color w:val="000000"/>
+          <w:sz w:val="24"/>
+          <w:szCs w:val="24"/>
+          <w:cs/>
+          <w:lang w:bidi="bn-IN"/>
+        </w:rPr>
+        <w:t xml:space="preserve"> </w:t>
+      </w:r>
+      <w:r>
+        <w:rPr>
+          <w:rFonts w:ascii="Segoe UI" w:hAnsi="Segoe UI" w:cs="Segoe UI"/>
+          <w:b w:val="0"/>
+          <w:bCs w:val="0"/>
+          <w:color w:val="000000"/>
+          <w:sz w:val="24"/>
+          <w:szCs w:val="24"/>
+        </w:rPr>
+        <w:t>Expression</w:t>
+      </w:r>
+      <w:r>
+        <w:rPr>
+          <w:rFonts w:ascii="Nirmala UI" w:hAnsi="Nirmala UI" w:cs="Nirmala UI" w:hint="cs"/>
+          <w:b w:val="0"/>
+          <w:bCs w:val="0"/>
+          <w:color w:val="000000"/>
+          <w:sz w:val="24"/>
+          <w:szCs w:val="24"/>
+          <w:cs/>
+          <w:lang w:bidi="hi-IN"/>
+        </w:rPr>
+        <w:t>।</w:t>
+      </w:r>
+    </w:p>
+    <w:p>
+      <w:pPr>
+        <w:pStyle w:val="Heading2"/>
+        <w:ind w:left="360"/>
+        <w:rPr>
+          <w:rFonts w:ascii="Segoe UI" w:hAnsi="Segoe UI" w:cs="Segoe UI"/>
+          <w:color w:val="000000"/>
+          <w:sz w:val="28"/>
+          <w:szCs w:val="28"/>
+        </w:rPr>
+      </w:pPr>
+      <w:r>
+        <w:rPr>
+          <w:rFonts w:ascii="Segoe UI" w:hAnsi="Segoe UI" w:cs="Segoe UI"/>
+          <w:color w:val="000000"/>
+          <w:sz w:val="28"/>
+          <w:szCs w:val="28"/>
+        </w:rPr>
+        <w:t>7.</w:t>
+      </w:r>
+      <w:r>
+        <w:rPr>
+          <w:rFonts w:ascii="Segoe UI" w:hAnsi="Segoe UI" w:cs="Segoe UI"/>
+          <w:color w:val="000000"/>
+          <w:sz w:val="28"/>
+          <w:szCs w:val="28"/>
+        </w:rPr>
+        <w:t>JavaScript is Case Sensitive</w:t>
+      </w:r>
+      <w:r>
+        <w:rPr>
+          <w:rFonts w:ascii="Segoe UI" w:hAnsi="Segoe UI" w:cs="Segoe UI"/>
+          <w:color w:val="000000"/>
+          <w:sz w:val="28"/>
+          <w:szCs w:val="28"/>
+        </w:rPr>
+        <w:t>:</w:t>
+      </w:r>
+      <w:r>
+        <w:rPr>
+          <w:rFonts w:ascii="Segoe UI" w:hAnsi="Segoe UI" w:cs="Segoe UI"/>
+          <w:color w:val="000000"/>
+          <w:shd w:val="clear" w:color="auto" w:fill="FFFFFF"/>
+        </w:rPr>
+        <w:t xml:space="preserve"> </w:t>
+      </w:r>
+      <w:r>
+        <w:rPr>
+          <w:rFonts w:ascii="Segoe UI" w:hAnsi="Segoe UI" w:cs="Segoe UI"/>
+          <w:b w:val="0"/>
+          <w:bCs w:val="0"/>
+          <w:color w:val="000000"/>
+          <w:sz w:val="20"/>
+          <w:szCs w:val="20"/>
+          <w:shd w:val="clear" w:color="auto" w:fill="FFFFFF"/>
+        </w:rPr>
+        <w:t>The variables </w:t>
+      </w:r>
+      <w:r>
+        <w:rPr>
+          <w:rStyle w:val="HTMLCode"/>
+          <w:rFonts w:ascii="Consolas" w:hAnsi="Consolas"/>
+          <w:b w:val="0"/>
+          <w:bCs w:val="0"/>
+          <w:color w:val="DC143C"/>
+        </w:rPr>
+        <w:t>lastName</w:t>
+      </w:r>
+      <w:r>
+        <w:rPr>
+          <w:rFonts w:ascii="Segoe UI" w:hAnsi="Segoe UI" w:cs="Segoe UI"/>
+          <w:b w:val="0"/>
+          <w:bCs w:val="0"/>
+          <w:color w:val="000000"/>
+          <w:sz w:val="20"/>
+          <w:szCs w:val="20"/>
+          <w:shd w:val="clear" w:color="auto" w:fill="FFFFFF"/>
+        </w:rPr>
+        <w:t> and </w:t>
+      </w:r>
+      <w:r>
+        <w:rPr>
+          <w:rStyle w:val="HTMLCode"/>
+          <w:rFonts w:ascii="Consolas" w:hAnsi="Consolas"/>
+          <w:b w:val="0"/>
+          <w:bCs w:val="0"/>
+          <w:color w:val="DC143C"/>
+        </w:rPr>
+        <w:t>lastname</w:t>
+      </w:r>
+      <w:r>
+        <w:rPr>
+          <w:rFonts w:ascii="Segoe UI" w:hAnsi="Segoe UI" w:cs="Segoe UI"/>
+          <w:b w:val="0"/>
+          <w:bCs w:val="0"/>
+          <w:color w:val="000000"/>
+          <w:sz w:val="20"/>
+          <w:szCs w:val="20"/>
+          <w:shd w:val="clear" w:color="auto" w:fill="FFFFFF"/>
+        </w:rPr>
+        <w:t>, are different variables:</w:t>
+      </w:r>
+    </w:p>
+    <w:p>
+      <w:pPr>
+        <w:pStyle w:val="Heading2"/>
+        <w:ind w:left="360"/>
+        <w:rPr>
+          <w:rFonts w:ascii="Segoe UI" w:hAnsi="Segoe UI" w:cs="Segoe UI"/>
+          <w:color w:val="000000"/>
+          <w:sz w:val="28"/>
+          <w:szCs w:val="28"/>
+        </w:rPr>
+      </w:pPr>
+      <w:r>
+        <w:rPr>
+          <w:rFonts w:ascii="Segoe UI" w:hAnsi="Segoe UI" w:cs="Segoe UI"/>
+          <w:color w:val="000000"/>
+          <w:sz w:val="28"/>
+          <w:szCs w:val="28"/>
+        </w:rPr>
+        <w:t>8.</w:t>
+      </w:r>
+      <w:r>
+        <w:rPr>
+          <w:rFonts w:ascii="Segoe UI" w:hAnsi="Segoe UI" w:cs="Segoe UI"/>
+          <w:b w:val="0"/>
+          <w:bCs w:val="0"/>
+          <w:color w:val="000000"/>
+          <w:sz w:val="48"/>
+          <w:szCs w:val="48"/>
+        </w:rPr>
+        <w:t xml:space="preserve"> </w:t>
+      </w:r>
+      <w:r>
+        <w:rPr>
+          <w:rFonts w:ascii="Segoe UI" w:hAnsi="Segoe UI" w:cs="Segoe UI"/>
+          <w:color w:val="000000"/>
+          <w:sz w:val="28"/>
+          <w:szCs w:val="28"/>
+        </w:rPr>
+        <w:t>JavaScript and Camel Case</w:t>
+      </w:r>
+      <w:r>
+        <w:rPr>
+          <w:rFonts w:ascii="Segoe UI" w:hAnsi="Segoe UI" w:cs="Segoe UI"/>
+          <w:color w:val="000000"/>
+          <w:sz w:val="28"/>
+          <w:szCs w:val="28"/>
+        </w:rPr>
+        <w:t>:</w:t>
+      </w:r>
+      <w:r>
+        <w:rPr>
+          <w:rStyle w:val="Heading2Char"/>
+          <w:rFonts w:ascii="Consolas" w:hAnsi="Consolas"/>
+          <w:b/>
+          <w:bCs/>
+          <w:color w:val="DC143C"/>
+          <w:sz w:val="20"/>
+          <w:szCs w:val="20"/>
+        </w:rPr>
+        <w:t xml:space="preserve"> </w:t>
+      </w:r>
+      <w:r>
+        <w:rPr>
+          <w:rStyle w:val="HTMLCode"/>
+          <w:rFonts w:ascii="Consolas" w:hAnsi="Consolas"/>
+          <w:color w:val="DC143C"/>
+          <w:sz w:val="28"/>
+          <w:szCs w:val="28"/>
+        </w:rPr>
+        <w:t>lastName</w:t>
+      </w:r>
+      <w:r>
+        <w:rPr>
+          <w:rFonts w:ascii="Segoe UI" w:hAnsi="Segoe UI" w:cs="Segoe UI"/>
+          <w:b w:val="0"/>
+          <w:bCs w:val="0"/>
+          <w:color w:val="000000"/>
+          <w:sz w:val="28"/>
+          <w:szCs w:val="28"/>
+          <w:shd w:val="clear" w:color="auto" w:fill="FFFFFF"/>
+        </w:rPr>
+        <w:t> </w:t>
+      </w:r>
+    </w:p>
+    <w:p>
+      <w:pPr>
+        <w:spacing w:before="150" w:after="150" w:line="240" w:lineRule="auto"/>
+        <w:jc w:val="center"/>
+        <w:outlineLvl w:val="0"/>
+        <w:rPr>
+          <w:rFonts w:ascii="Segoe UI" w:eastAsia="Times New Roman" w:hAnsi="Segoe UI" w:cs="Segoe UI"/>
+          <w:b/>
+          <w:bCs/>
+          <w:color w:val="000000"/>
+          <w:kern w:val="36"/>
+          <w:sz w:val="48"/>
+          <w:szCs w:val="48"/>
+        </w:rPr>
+      </w:pPr>
+      <w:hyperlink r:id="rId10" w:history="1">
+        <w:r>
+          <w:rPr>
+            <w:rStyle w:val="Hyperlink"/>
+            <w:rFonts w:ascii="Segoe UI" w:eastAsia="Times New Roman" w:hAnsi="Segoe UI" w:cs="Segoe UI"/>
+            <w:b/>
+            <w:bCs/>
+            <w:kern w:val="36"/>
+            <w:sz w:val="48"/>
+            <w:szCs w:val="48"/>
+          </w:rPr>
+          <w:t>JavaScript Statements</w:t>
+        </w:r>
+      </w:hyperlink>
+    </w:p>
+    <w:p>
+      <w:pPr>
+        <w:pStyle w:val="NormalWeb"/>
+        <w:spacing w:before="288" w:beforeAutospacing="0" w:after="288" w:afterAutospacing="0"/>
+        <w:rPr>
+          <w:rFonts w:ascii="Segoe UI" w:hAnsi="Segoe UI" w:cs="Segoe UI"/>
+          <w:color w:val="000000"/>
+        </w:rPr>
+      </w:pPr>
+      <w:r>
+        <w:rPr>
+          <w:rFonts w:ascii="Segoe UI" w:hAnsi="Segoe UI" w:cs="Segoe UI"/>
+          <w:color w:val="000000"/>
+        </w:rPr>
+        <w:t>A </w:t>
+      </w:r>
+      <w:r>
+        <w:rPr>
+          <w:rStyle w:val="Strong"/>
+          <w:rFonts w:ascii="Segoe UI" w:hAnsi="Segoe UI" w:cs="Segoe UI"/>
+          <w:color w:val="000000"/>
+        </w:rPr>
+        <w:t>computer program</w:t>
+      </w:r>
+      <w:r>
+        <w:rPr>
+          <w:rFonts w:ascii="Segoe UI" w:hAnsi="Segoe UI" w:cs="Segoe UI"/>
+          <w:color w:val="000000"/>
+        </w:rPr>
+        <w:t> is a list of "instructions" to be "executed" by a computer.</w:t>
+      </w:r>
+    </w:p>
+    <w:p>
+      <w:pPr>
+        <w:pStyle w:val="NormalWeb"/>
+        <w:spacing w:before="288" w:beforeAutospacing="0" w:after="288" w:afterAutospacing="0"/>
+        <w:rPr>
+          <w:rFonts w:ascii="Segoe UI" w:hAnsi="Segoe UI" w:cs="Segoe UI"/>
+          <w:color w:val="000000"/>
+        </w:rPr>
+      </w:pPr>
+      <w:r>
+        <w:rPr>
+          <w:rFonts w:ascii="Segoe UI" w:hAnsi="Segoe UI" w:cs="Segoe UI"/>
+          <w:color w:val="000000"/>
+        </w:rPr>
+        <w:t>These programming instructions are called </w:t>
+      </w:r>
+      <w:r>
+        <w:rPr>
+          <w:rStyle w:val="Strong"/>
+          <w:rFonts w:ascii="Segoe UI" w:hAnsi="Segoe UI" w:cs="Segoe UI"/>
+          <w:color w:val="000000"/>
+        </w:rPr>
+        <w:t>statements</w:t>
+      </w:r>
+      <w:r>
+        <w:rPr>
+          <w:rFonts w:ascii="Segoe UI" w:hAnsi="Segoe UI" w:cs="Segoe UI"/>
+          <w:color w:val="000000"/>
+        </w:rPr>
+        <w:t>.</w:t>
+      </w:r>
+    </w:p>
+    <w:p>
+      <w:pPr>
+        <w:pStyle w:val="Heading2"/>
+        <w:spacing w:before="150" w:beforeAutospacing="0" w:after="150" w:afterAutospacing="0"/>
+        <w:rPr>
+          <w:rFonts w:ascii="Segoe UI" w:hAnsi="Segoe UI" w:cs="Segoe UI"/>
+          <w:color w:val="000000"/>
+          <w:sz w:val="28"/>
+          <w:szCs w:val="28"/>
+        </w:rPr>
+      </w:pPr>
+      <w:r>
+        <w:rPr>
+          <w:rFonts w:ascii="Segoe UI" w:hAnsi="Segoe UI" w:cs="Segoe UI"/>
+          <w:color w:val="000000"/>
+          <w:sz w:val="28"/>
+          <w:szCs w:val="28"/>
+        </w:rPr>
+        <w:t>1.</w:t>
+      </w:r>
+      <w:r>
+        <w:rPr>
+          <w:rFonts w:ascii="Segoe UI" w:hAnsi="Segoe UI" w:cs="Segoe UI"/>
+          <w:color w:val="000000"/>
+          <w:sz w:val="28"/>
+          <w:szCs w:val="28"/>
+        </w:rPr>
+        <w:t>JavaScript Statements</w:t>
+      </w:r>
+    </w:p>
+    <w:p>
+      <w:pPr>
+        <w:pStyle w:val="NormalWeb"/>
+        <w:spacing w:before="288" w:beforeAutospacing="0" w:after="288" w:afterAutospacing="0"/>
+        <w:rPr>
+          <w:rFonts w:ascii="Segoe UI" w:hAnsi="Segoe UI" w:cs="Segoe UI"/>
+          <w:color w:val="000000"/>
+        </w:rPr>
+      </w:pPr>
+      <w:r>
+        <w:rPr>
+          <w:rFonts w:ascii="Segoe UI" w:hAnsi="Segoe UI" w:cs="Segoe UI"/>
+          <w:color w:val="000000"/>
+        </w:rPr>
+        <w:t>JavaScript statements are composed of:</w:t>
+      </w:r>
+    </w:p>
+    <w:p>
+      <w:pPr>
+        <w:pStyle w:val="NormalWeb"/>
+        <w:spacing w:before="288" w:beforeAutospacing="0" w:after="288" w:afterAutospacing="0"/>
+        <w:rPr>
+          <w:rFonts w:ascii="Segoe UI" w:hAnsi="Segoe UI" w:cs="Segoe UI"/>
+          <w:color w:val="000000"/>
+        </w:rPr>
+      </w:pPr>
+      <w:r>
+        <w:rPr>
+          <w:rFonts w:ascii="Segoe UI" w:hAnsi="Segoe UI" w:cs="Segoe UI"/>
+          <w:color w:val="000000"/>
+        </w:rPr>
+        <w:t>Values, Operators, Expressions, Keywords, and Comments.</w:t>
+      </w:r>
+    </w:p>
+    <w:p>
+      <w:pPr>
+        <w:pStyle w:val="Heading2"/>
+        <w:spacing w:before="150" w:beforeAutospacing="0" w:after="150" w:afterAutospacing="0"/>
+        <w:rPr>
+          <w:rFonts w:ascii="Segoe UI" w:hAnsi="Segoe UI" w:cs="Segoe UI"/>
+          <w:color w:val="000000"/>
+          <w:sz w:val="32"/>
+          <w:szCs w:val="32"/>
+        </w:rPr>
+      </w:pPr>
+      <w:r>
+        <w:rPr>
+          <w:rFonts w:ascii="Segoe UI" w:hAnsi="Segoe UI" w:cs="Segoe UI"/>
+          <w:color w:val="000000"/>
+          <w:sz w:val="32"/>
+          <w:szCs w:val="32"/>
+        </w:rPr>
+        <w:t>2.</w:t>
+      </w:r>
+      <w:r>
+        <w:rPr>
+          <w:rFonts w:ascii="Segoe UI" w:hAnsi="Segoe UI" w:cs="Segoe UI"/>
+          <w:color w:val="000000"/>
+          <w:sz w:val="28"/>
+          <w:szCs w:val="28"/>
+        </w:rPr>
+        <w:t xml:space="preserve">Semicolons </w:t>
+      </w:r>
+      <w:r>
+        <w:rPr>
+          <w:rFonts w:ascii="Segoe UI" w:hAnsi="Segoe UI" w:cs="Segoe UI"/>
+          <w:color w:val="000000"/>
+          <w:sz w:val="32"/>
+          <w:szCs w:val="32"/>
+        </w:rPr>
+        <w:t>(</w:t>
+      </w:r>
+      <w:r>
+        <w:rPr>
+          <w:rFonts w:ascii="Segoe UI" w:hAnsi="Segoe UI" w:cs="Segoe UI"/>
+          <w:color w:val="000000"/>
+          <w:sz w:val="32"/>
+          <w:szCs w:val="32"/>
+        </w:rPr>
+        <w:t>;</w:t>
+      </w:r>
+      <w:r>
+        <w:rPr>
+          <w:rFonts w:ascii="Segoe UI" w:hAnsi="Segoe UI" w:cs="Segoe UI"/>
+          <w:color w:val="000000"/>
+          <w:sz w:val="32"/>
+          <w:szCs w:val="32"/>
+        </w:rPr>
+        <w:t>)</w:t>
+      </w:r>
+      <w:r>
+        <w:rPr>
+          <w:rFonts w:ascii="Segoe UI" w:hAnsi="Segoe UI" w:cs="Segoe UI"/>
+          <w:b w:val="0"/>
+          <w:bCs w:val="0"/>
+          <w:color w:val="000000"/>
+          <w:sz w:val="28"/>
+          <w:szCs w:val="28"/>
+        </w:rPr>
+        <w:t>Semicolons separate JavaScript statements.</w:t>
+      </w:r>
+    </w:p>
+    <w:p>
+      <w:pPr>
+        <w:pStyle w:val="NormalWeb"/>
+        <w:spacing w:before="288" w:beforeAutospacing="0" w:after="288" w:afterAutospacing="0"/>
+        <w:rPr>
+          <w:rFonts w:ascii="Segoe UI" w:hAnsi="Segoe UI" w:cs="Segoe UI"/>
+          <w:b/>
+          <w:bCs/>
+          <w:color w:val="000000"/>
+          <w:sz w:val="28"/>
+          <w:szCs w:val="28"/>
+        </w:rPr>
+      </w:pPr>
+      <w:r>
+        <w:rPr>
+          <w:rFonts w:ascii="Segoe UI" w:hAnsi="Segoe UI" w:cs="Segoe UI"/>
+          <w:b/>
+          <w:bCs/>
+          <w:color w:val="000000"/>
+          <w:sz w:val="28"/>
+          <w:szCs w:val="28"/>
+        </w:rPr>
+        <w:t>3.</w:t>
+      </w:r>
+      <w:r>
+        <w:rPr>
+          <w:b/>
+          <w:bCs/>
+          <w:sz w:val="28"/>
+          <w:szCs w:val="28"/>
+        </w:rPr>
+        <w:t xml:space="preserve"> </w:t>
+      </w:r>
+      <w:r>
+        <w:rPr>
+          <w:rFonts w:ascii="Segoe UI" w:hAnsi="Segoe UI" w:cs="Segoe UI"/>
+          <w:b/>
+          <w:bCs/>
+          <w:color w:val="000000"/>
+          <w:sz w:val="28"/>
+          <w:szCs w:val="28"/>
+        </w:rPr>
+        <w:t>JavaScript White Space</w:t>
+      </w:r>
+      <w:r>
+        <w:rPr>
+          <w:rFonts w:ascii="Segoe UI" w:hAnsi="Segoe UI" w:cs="Segoe UI"/>
+          <w:b/>
+          <w:bCs/>
+          <w:color w:val="000000"/>
+          <w:sz w:val="28"/>
+          <w:szCs w:val="28"/>
+        </w:rPr>
+        <w:t>:</w:t>
+      </w:r>
+      <w:r>
+        <w:rPr>
+          <w:rFonts w:ascii="Segoe UI" w:hAnsi="Segoe UI" w:cs="Segoe UI"/>
+          <w:color w:val="000000"/>
+          <w:shd w:val="clear" w:color="auto" w:fill="FFFFFF"/>
+        </w:rPr>
+        <w:t xml:space="preserve"> </w:t>
+      </w:r>
+      <w:r>
+        <w:rPr>
+          <w:rFonts w:ascii="Segoe UI" w:hAnsi="Segoe UI" w:cs="Segoe UI"/>
+          <w:color w:val="000000"/>
+          <w:shd w:val="clear" w:color="auto" w:fill="FFFFFF"/>
+        </w:rPr>
+        <w:t>JavaScript ignores multiple spaces. </w:t>
+      </w:r>
+    </w:p>
+    <w:p>
+      <w:pPr>
+        <w:pStyle w:val="NormalWeb"/>
+        <w:spacing w:before="288" w:after="288"/>
+        <w:rPr>
+          <w:rFonts w:ascii="Segoe UI" w:hAnsi="Segoe UI" w:cs="Segoe UI"/>
+          <w:b/>
+          <w:bCs/>
+          <w:color w:val="000000"/>
+          <w:sz w:val="28"/>
+          <w:szCs w:val="28"/>
+        </w:rPr>
+      </w:pPr>
+      <w:r>
+        <w:rPr>
+          <w:rFonts w:ascii="Segoe UI" w:hAnsi="Segoe UI" w:cs="Segoe UI"/>
+          <w:b/>
+          <w:bCs/>
+          <w:color w:val="000000"/>
+          <w:sz w:val="28"/>
+          <w:szCs w:val="28"/>
+        </w:rPr>
+        <w:t>4.</w:t>
+      </w:r>
+      <w:r>
+        <w:rPr>
+          <w:rFonts w:ascii="Segoe UI" w:hAnsi="Segoe UI" w:cs="Segoe UI"/>
+          <w:b/>
+          <w:bCs/>
+          <w:color w:val="000000"/>
+          <w:sz w:val="48"/>
+          <w:szCs w:val="48"/>
+        </w:rPr>
+        <w:t xml:space="preserve"> </w:t>
+      </w:r>
+      <w:r>
+        <w:rPr>
+          <w:rFonts w:ascii="Segoe UI" w:hAnsi="Segoe UI" w:cs="Segoe UI"/>
+          <w:b/>
+          <w:bCs/>
+          <w:color w:val="000000"/>
+          <w:sz w:val="28"/>
+          <w:szCs w:val="28"/>
+        </w:rPr>
+        <w:t>JavaScript Line Length and Line Breaks</w:t>
+      </w:r>
+      <w:r>
+        <w:rPr>
+          <w:rFonts w:ascii="Segoe UI" w:hAnsi="Segoe UI" w:cs="Segoe UI"/>
+          <w:b/>
+          <w:bCs/>
+          <w:color w:val="000000"/>
+          <w:sz w:val="28"/>
+          <w:szCs w:val="28"/>
+        </w:rPr>
+        <w:t>:</w:t>
+      </w:r>
+    </w:p>
+    <w:p>
+      <w:pPr>
+        <w:pStyle w:val="NormalWeb"/>
+        <w:spacing w:before="288" w:beforeAutospacing="0" w:after="288" w:afterAutospacing="0"/>
+        <w:rPr>
+          <w:rFonts w:ascii="Segoe UI" w:hAnsi="Segoe UI" w:cs="Segoe UI"/>
+          <w:color w:val="000000"/>
+        </w:rPr>
+      </w:pPr>
+      <w:r>
+        <w:rPr>
+          <w:rFonts w:ascii="Segoe UI" w:hAnsi="Segoe UI" w:cs="Segoe UI"/>
+          <w:color w:val="000000"/>
+        </w:rPr>
+        <w:t>For best readability, programmers often like to avoid code lines longer than 80 characters.</w:t>
+      </w:r>
+    </w:p>
+    <w:p>
+      <w:pPr>
+        <w:pStyle w:val="NormalWeb"/>
+        <w:spacing w:before="288" w:beforeAutospacing="0" w:after="288" w:afterAutospacing="0"/>
+        <w:rPr>
+          <w:rFonts w:ascii="Segoe UI" w:hAnsi="Segoe UI" w:cs="Segoe UI"/>
+          <w:color w:val="000000"/>
+        </w:rPr>
+      </w:pPr>
+      <w:r>
+        <w:rPr>
+          <w:rFonts w:ascii="Segoe UI" w:hAnsi="Segoe UI" w:cs="Segoe UI"/>
+          <w:color w:val="000000"/>
+        </w:rPr>
+        <w:t>If a JavaScript statement does not fit on one line, the best place to break it is after an operator:</w:t>
+      </w:r>
+    </w:p>
+    <w:p>
+      <w:pPr>
+        <w:pStyle w:val="NormalWeb"/>
+        <w:spacing w:before="288" w:after="288"/>
+        <w:rPr>
+          <w:rFonts w:ascii="Segoe UI" w:hAnsi="Segoe UI" w:cs="Segoe UI"/>
+          <w:b/>
+          <w:bCs/>
+          <w:color w:val="000000"/>
+          <w:sz w:val="28"/>
+          <w:szCs w:val="28"/>
+        </w:rPr>
+      </w:pPr>
+      <w:r>
+        <w:rPr>
+          <w:rFonts w:ascii="Segoe UI" w:hAnsi="Segoe UI" w:cs="Segoe UI"/>
+          <w:b/>
+          <w:bCs/>
+          <w:color w:val="000000"/>
+          <w:sz w:val="28"/>
+          <w:szCs w:val="28"/>
+        </w:rPr>
+        <w:t>5.</w:t>
+      </w:r>
+      <w:r>
+        <w:rPr>
+          <w:rFonts w:ascii="Segoe UI" w:hAnsi="Segoe UI" w:cs="Segoe UI"/>
+          <w:b/>
+          <w:bCs/>
+          <w:color w:val="000000"/>
+          <w:sz w:val="28"/>
+          <w:szCs w:val="28"/>
+        </w:rPr>
+        <w:t>JavaScript Code Blocks</w:t>
+      </w:r>
+      <w:r>
+        <w:rPr>
+          <w:rFonts w:ascii="Segoe UI" w:hAnsi="Segoe UI" w:cs="Segoe UI"/>
+          <w:b/>
+          <w:bCs/>
+          <w:color w:val="000000"/>
+          <w:sz w:val="28"/>
+          <w:szCs w:val="28"/>
+        </w:rPr>
+        <w:t>:</w:t>
+      </w:r>
+      <w:r>
+        <w:rPr>
+          <w:rFonts w:ascii="Segoe UI" w:hAnsi="Segoe UI" w:cs="Segoe UI"/>
+          <w:color w:val="000000"/>
+          <w:shd w:val="clear" w:color="auto" w:fill="FFFFFF"/>
+        </w:rPr>
+        <w:t xml:space="preserve"> </w:t>
+      </w:r>
+      <w:r>
+        <w:rPr>
+          <w:rFonts w:ascii="Segoe UI" w:hAnsi="Segoe UI" w:cs="Segoe UI"/>
+          <w:color w:val="000000"/>
+          <w:shd w:val="clear" w:color="auto" w:fill="FFFFFF"/>
+        </w:rPr>
+        <w:t>JavaScript statements can be grouped together in code blocks, inside curly brackets {...}.</w:t>
+      </w:r>
+    </w:p>
+    <w:p>
+      <w:pPr>
+        <w:pStyle w:val="Heading1"/>
+        <w:spacing w:before="150" w:after="150"/>
+        <w:jc w:val="center"/>
+        <w:rPr>
+          <w:rFonts w:ascii="Segoe UI" w:hAnsi="Segoe UI" w:cs="Segoe UI"/>
+          <w:color w:val="000000"/>
+          <w:sz w:val="48"/>
+          <w:szCs w:val="48"/>
+        </w:rPr>
+      </w:pPr>
+      <w:hyperlink r:id="rId11" w:history="1">
+        <w:r>
+          <w:rPr>
+            <w:rStyle w:val="Hyperlink"/>
+            <w:rFonts w:ascii="Segoe UI" w:hAnsi="Segoe UI" w:cs="Segoe UI"/>
+            <w:sz w:val="48"/>
+            <w:szCs w:val="48"/>
+          </w:rPr>
+          <w:t>JavaScript Comments</w:t>
+        </w:r>
+      </w:hyperlink>
+    </w:p>
+    <w:p>
+      <w:pPr>
+        <w:pStyle w:val="NormalWeb"/>
+        <w:spacing w:before="288" w:after="288"/>
+        <w:rPr>
+          <w:rFonts w:ascii="Consolas" w:hAnsi="Consolas"/>
+          <w:color w:val="DC143C"/>
+        </w:rPr>
+      </w:pPr>
+      <w:r>
+        <w:rPr>
+          <w:rFonts w:ascii="Segoe UI" w:hAnsi="Segoe UI" w:cs="Segoe UI"/>
+          <w:b/>
+          <w:bCs/>
+          <w:color w:val="000000"/>
+          <w:sz w:val="28"/>
+          <w:szCs w:val="28"/>
+        </w:rPr>
+        <w:t>1.</w:t>
+      </w:r>
+      <w:r>
+        <w:rPr>
+          <w:rFonts w:ascii="Segoe UI" w:hAnsi="Segoe UI" w:cs="Segoe UI"/>
+          <w:b/>
+          <w:bCs/>
+          <w:color w:val="000000"/>
+          <w:sz w:val="28"/>
+          <w:szCs w:val="28"/>
+        </w:rPr>
+        <w:t>Single Line Comments</w:t>
+      </w:r>
+      <w:r>
+        <w:rPr>
+          <w:rFonts w:ascii="Segoe UI" w:hAnsi="Segoe UI" w:cs="Segoe UI"/>
+          <w:b/>
+          <w:bCs/>
+          <w:color w:val="000000"/>
+          <w:sz w:val="28"/>
+          <w:szCs w:val="28"/>
+        </w:rPr>
+        <w:t>:</w:t>
+      </w:r>
+      <w:r>
+        <w:rPr>
+          <w:rFonts w:ascii="Consolas" w:hAnsi="Consolas"/>
+          <w:color w:val="DC143C"/>
+        </w:rPr>
+        <w:t xml:space="preserve"> </w:t>
+      </w:r>
+      <w:r>
+        <w:rPr>
+          <w:rFonts w:ascii="Consolas" w:hAnsi="Consolas"/>
+          <w:color w:val="DC143C"/>
+        </w:rPr>
+        <w:t>//</w:t>
+      </w:r>
+    </w:p>
+    <w:p>
+      <w:pPr>
+        <w:pStyle w:val="NormalWeb"/>
+        <w:spacing w:before="288" w:after="288"/>
+        <w:rPr>
+          <w:rFonts w:ascii="Segoe UI" w:hAnsi="Segoe UI" w:cs="Segoe UI"/>
+          <w:b/>
+          <w:bCs/>
+          <w:color w:val="000000"/>
+          <w:sz w:val="28"/>
+          <w:szCs w:val="28"/>
+        </w:rPr>
+      </w:pPr>
+      <w:r>
+        <w:rPr>
+          <w:rFonts w:ascii="Segoe UI" w:hAnsi="Segoe UI" w:cs="Segoe UI"/>
+          <w:b/>
+          <w:bCs/>
+          <w:color w:val="000000"/>
+          <w:sz w:val="28"/>
+          <w:szCs w:val="28"/>
+        </w:rPr>
+        <w:t>2.</w:t>
+      </w:r>
       <w:bookmarkStart w:id="0" w:name="_GoBack"/>
       <w:bookmarkEnd w:id="0"/>
+      <w:r>
+        <w:rPr>
+          <w:rFonts w:ascii="Segoe UI" w:hAnsi="Segoe UI" w:cs="Segoe UI"/>
+          <w:b/>
+          <w:bCs/>
+          <w:color w:val="000000"/>
+          <w:sz w:val="28"/>
+          <w:szCs w:val="28"/>
+        </w:rPr>
+        <w:t>Multi-line Comments</w:t>
+      </w:r>
+      <w:r>
+        <w:rPr>
+          <w:rFonts w:ascii="Segoe UI" w:hAnsi="Segoe UI" w:cs="Segoe UI"/>
+          <w:b/>
+          <w:bCs/>
+          <w:color w:val="000000"/>
+          <w:sz w:val="28"/>
+          <w:szCs w:val="28"/>
+        </w:rPr>
+        <w:t>:</w:t>
+      </w:r>
+      <w:r>
+        <w:rPr>
+          <w:rStyle w:val="Heading2Char"/>
+          <w:rFonts w:ascii="Consolas" w:hAnsi="Consolas"/>
+          <w:color w:val="DC143C"/>
+          <w:sz w:val="24"/>
+          <w:szCs w:val="24"/>
+        </w:rPr>
+        <w:t xml:space="preserve"> </w:t>
+      </w:r>
+      <w:r>
+        <w:rPr>
+          <w:rStyle w:val="HTMLCode"/>
+          <w:rFonts w:ascii="Consolas" w:hAnsi="Consolas"/>
+          <w:color w:val="DC143C"/>
+          <w:sz w:val="24"/>
+          <w:szCs w:val="24"/>
+        </w:rPr>
+        <w:t>/*</w:t>
+      </w:r>
+      <w:r>
+        <w:rPr>
+          <w:rFonts w:ascii="Segoe UI" w:hAnsi="Segoe UI" w:cs="Segoe UI"/>
+          <w:color w:val="000000"/>
+          <w:shd w:val="clear" w:color="auto" w:fill="FFFFFF"/>
+        </w:rPr>
+        <w:t> and end with </w:t>
+      </w:r>
+      <w:r>
+        <w:rPr>
+          <w:rStyle w:val="HTMLCode"/>
+          <w:rFonts w:ascii="Consolas" w:hAnsi="Consolas"/>
+          <w:color w:val="DC143C"/>
+          <w:sz w:val="24"/>
+          <w:szCs w:val="24"/>
+        </w:rPr>
+        <w:t>*/</w:t>
+      </w:r>
     </w:p>
+    <w:p>
+      <w:pPr>
+        <w:pStyle w:val="NormalWeb"/>
+        <w:spacing w:before="288" w:after="288"/>
+        <w:rPr>
+          <w:rFonts w:ascii="Segoe UI" w:hAnsi="Segoe UI" w:cs="Segoe UI"/>
+          <w:b/>
+          <w:bCs/>
+          <w:color w:val="000000"/>
+          <w:sz w:val="28"/>
+          <w:szCs w:val="28"/>
+        </w:rPr>
+      </w:pPr>
+    </w:p>
+    <w:p>
+      <w:pPr>
+        <w:pStyle w:val="NormalWeb"/>
+        <w:spacing w:before="288" w:beforeAutospacing="0" w:after="288" w:afterAutospacing="0"/>
+        <w:rPr>
+          <w:rFonts w:ascii="Segoe UI" w:hAnsi="Segoe UI" w:cs="Segoe UI"/>
+          <w:b/>
+          <w:bCs/>
+          <w:color w:val="000000"/>
+          <w:sz w:val="28"/>
+          <w:szCs w:val="28"/>
+        </w:rPr>
+      </w:pPr>
+    </w:p>
+    <w:p>
+      <w:pPr>
+        <w:pStyle w:val="Heading2"/>
+        <w:rPr>
+          <w:rFonts w:ascii="Segoe UI" w:hAnsi="Segoe UI" w:cs="Segoe UI"/>
+          <w:color w:val="000000"/>
+          <w:sz w:val="28"/>
+          <w:szCs w:val="28"/>
+        </w:rPr>
+      </w:pPr>
+    </w:p>
+    <w:p>
+      <w:pPr>
+        <w:pStyle w:val="Heading2"/>
+        <w:ind w:firstLine="360"/>
+        <w:rPr>
+          <w:rFonts w:ascii="Segoe UI" w:hAnsi="Segoe UI" w:cs="Segoe UI"/>
+          <w:color w:val="000000"/>
+          <w:sz w:val="28"/>
+          <w:szCs w:val="28"/>
+        </w:rPr>
+      </w:pPr>
+    </w:p>
+    <w:p>
+      <w:pPr>
+        <w:pStyle w:val="Heading2"/>
+        <w:spacing w:before="150" w:beforeAutospacing="0" w:after="150" w:afterAutospacing="0"/>
+        <w:rPr>
+          <w:rFonts w:ascii="Segoe UI" w:hAnsi="Segoe UI" w:cs="Segoe UI"/>
+          <w:b w:val="0"/>
+          <w:bCs w:val="0"/>
+          <w:color w:val="000000"/>
+          <w:sz w:val="28"/>
+          <w:szCs w:val="28"/>
+        </w:rPr>
+      </w:pPr>
+    </w:p>
+    <w:p>
+      <w:pPr>
+        <w:pStyle w:val="Heading2"/>
+        <w:spacing w:before="150" w:beforeAutospacing="0" w:after="150" w:afterAutospacing="0"/>
+        <w:ind w:left="720"/>
+        <w:rPr>
+          <w:rFonts w:ascii="Segoe UI" w:hAnsi="Segoe UI" w:cs="Segoe UI"/>
+          <w:b w:val="0"/>
+          <w:bCs w:val="0"/>
+          <w:color w:val="000000"/>
+          <w:sz w:val="48"/>
+          <w:szCs w:val="48"/>
+        </w:rPr>
+      </w:pPr>
+    </w:p>
+    <w:p/>
     <w:sectPr>
       <w:pgSz w:w="11907" w:h="16839" w:code="9"/>
       <w:pgMar w:top="720" w:right="720" w:bottom="720" w:left="720" w:header="720" w:footer="720" w:gutter="0"/>
@@ -168,6 +2587,178 @@
     </w:lvl>
   </w:abstractNum>
   <w:abstractNum w:abstractNumId="1">
+    <w:nsid w:val="065F18C5"/>
+    <w:multiLevelType w:val="hybridMultilevel"/>
+    <w:tmpl w:val="03A413B4"/>
+    <w:lvl w:ilvl="0" w:tplc="0409000F">
+      <w:start w:val="1"/>
+      <w:numFmt w:val="decimal"/>
+      <w:lvlText w:val="%1."/>
+      <w:lvlJc w:val="left"/>
+      <w:pPr>
+        <w:ind w:left="1080" w:hanging="360"/>
+      </w:pPr>
+    </w:lvl>
+    <w:lvl w:ilvl="1" w:tplc="04090019" w:tentative="1">
+      <w:start w:val="1"/>
+      <w:numFmt w:val="lowerLetter"/>
+      <w:lvlText w:val="%2."/>
+      <w:lvlJc w:val="left"/>
+      <w:pPr>
+        <w:ind w:left="1800" w:hanging="360"/>
+      </w:pPr>
+    </w:lvl>
+    <w:lvl w:ilvl="2" w:tplc="0409001B" w:tentative="1">
+      <w:start w:val="1"/>
+      <w:numFmt w:val="lowerRoman"/>
+      <w:lvlText w:val="%3."/>
+      <w:lvlJc w:val="right"/>
+      <w:pPr>
+        <w:ind w:left="2520" w:hanging="180"/>
+      </w:pPr>
+    </w:lvl>
+    <w:lvl w:ilvl="3" w:tplc="0409000F" w:tentative="1">
+      <w:start w:val="1"/>
+      <w:numFmt w:val="decimal"/>
+      <w:lvlText w:val="%4."/>
+      <w:lvlJc w:val="left"/>
+      <w:pPr>
+        <w:ind w:left="3240" w:hanging="360"/>
+      </w:pPr>
+    </w:lvl>
+    <w:lvl w:ilvl="4" w:tplc="04090019" w:tentative="1">
+      <w:start w:val="1"/>
+      <w:numFmt w:val="lowerLetter"/>
+      <w:lvlText w:val="%5."/>
+      <w:lvlJc w:val="left"/>
+      <w:pPr>
+        <w:ind w:left="3960" w:hanging="360"/>
+      </w:pPr>
+    </w:lvl>
+    <w:lvl w:ilvl="5" w:tplc="0409001B" w:tentative="1">
+      <w:start w:val="1"/>
+      <w:numFmt w:val="lowerRoman"/>
+      <w:lvlText w:val="%6."/>
+      <w:lvlJc w:val="right"/>
+      <w:pPr>
+        <w:ind w:left="4680" w:hanging="180"/>
+      </w:pPr>
+    </w:lvl>
+    <w:lvl w:ilvl="6" w:tplc="0409000F" w:tentative="1">
+      <w:start w:val="1"/>
+      <w:numFmt w:val="decimal"/>
+      <w:lvlText w:val="%7."/>
+      <w:lvlJc w:val="left"/>
+      <w:pPr>
+        <w:ind w:left="5400" w:hanging="360"/>
+      </w:pPr>
+    </w:lvl>
+    <w:lvl w:ilvl="7" w:tplc="04090019" w:tentative="1">
+      <w:start w:val="1"/>
+      <w:numFmt w:val="lowerLetter"/>
+      <w:lvlText w:val="%8."/>
+      <w:lvlJc w:val="left"/>
+      <w:pPr>
+        <w:ind w:left="6120" w:hanging="360"/>
+      </w:pPr>
+    </w:lvl>
+    <w:lvl w:ilvl="8" w:tplc="0409001B" w:tentative="1">
+      <w:start w:val="1"/>
+      <w:numFmt w:val="lowerRoman"/>
+      <w:lvlText w:val="%9."/>
+      <w:lvlJc w:val="right"/>
+      <w:pPr>
+        <w:ind w:left="6840" w:hanging="180"/>
+      </w:pPr>
+    </w:lvl>
+  </w:abstractNum>
+  <w:abstractNum w:abstractNumId="2">
+    <w:nsid w:val="098E2E52"/>
+    <w:multiLevelType w:val="hybridMultilevel"/>
+    <w:tmpl w:val="7DCA4930"/>
+    <w:lvl w:ilvl="0" w:tplc="0409000F">
+      <w:start w:val="1"/>
+      <w:numFmt w:val="decimal"/>
+      <w:lvlText w:val="%1."/>
+      <w:lvlJc w:val="left"/>
+      <w:pPr>
+        <w:ind w:left="720" w:hanging="360"/>
+      </w:pPr>
+    </w:lvl>
+    <w:lvl w:ilvl="1" w:tplc="04090019" w:tentative="1">
+      <w:start w:val="1"/>
+      <w:numFmt w:val="lowerLetter"/>
+      <w:lvlText w:val="%2."/>
+      <w:lvlJc w:val="left"/>
+      <w:pPr>
+        <w:ind w:left="1440" w:hanging="360"/>
+      </w:pPr>
+    </w:lvl>
+    <w:lvl w:ilvl="2" w:tplc="0409001B" w:tentative="1">
+      <w:start w:val="1"/>
+      <w:numFmt w:val="lowerRoman"/>
+      <w:lvlText w:val="%3."/>
+      <w:lvlJc w:val="right"/>
+      <w:pPr>
+        <w:ind w:left="2160" w:hanging="180"/>
+      </w:pPr>
+    </w:lvl>
+    <w:lvl w:ilvl="3" w:tplc="0409000F" w:tentative="1">
+      <w:start w:val="1"/>
+      <w:numFmt w:val="decimal"/>
+      <w:lvlText w:val="%4."/>
+      <w:lvlJc w:val="left"/>
+      <w:pPr>
+        <w:ind w:left="2880" w:hanging="360"/>
+      </w:pPr>
+    </w:lvl>
+    <w:lvl w:ilvl="4" w:tplc="04090019" w:tentative="1">
+      <w:start w:val="1"/>
+      <w:numFmt w:val="lowerLetter"/>
+      <w:lvlText w:val="%5."/>
+      <w:lvlJc w:val="left"/>
+      <w:pPr>
+        <w:ind w:left="3600" w:hanging="360"/>
+      </w:pPr>
+    </w:lvl>
+    <w:lvl w:ilvl="5" w:tplc="0409001B" w:tentative="1">
+      <w:start w:val="1"/>
+      <w:numFmt w:val="lowerRoman"/>
+      <w:lvlText w:val="%6."/>
+      <w:lvlJc w:val="right"/>
+      <w:pPr>
+        <w:ind w:left="4320" w:hanging="180"/>
+      </w:pPr>
+    </w:lvl>
+    <w:lvl w:ilvl="6" w:tplc="0409000F" w:tentative="1">
+      <w:start w:val="1"/>
+      <w:numFmt w:val="decimal"/>
+      <w:lvlText w:val="%7."/>
+      <w:lvlJc w:val="left"/>
+      <w:pPr>
+        <w:ind w:left="5040" w:hanging="360"/>
+      </w:pPr>
+    </w:lvl>
+    <w:lvl w:ilvl="7" w:tplc="04090019" w:tentative="1">
+      <w:start w:val="1"/>
+      <w:numFmt w:val="lowerLetter"/>
+      <w:lvlText w:val="%8."/>
+      <w:lvlJc w:val="left"/>
+      <w:pPr>
+        <w:ind w:left="5760" w:hanging="360"/>
+      </w:pPr>
+    </w:lvl>
+    <w:lvl w:ilvl="8" w:tplc="0409001B" w:tentative="1">
+      <w:start w:val="1"/>
+      <w:numFmt w:val="lowerRoman"/>
+      <w:lvlText w:val="%9."/>
+      <w:lvlJc w:val="right"/>
+      <w:pPr>
+        <w:ind w:left="6480" w:hanging="180"/>
+      </w:pPr>
+    </w:lvl>
+  </w:abstractNum>
+  <w:abstractNum w:abstractNumId="3">
     <w:nsid w:val="231B0858"/>
     <w:multiLevelType w:val="multilevel"/>
     <w:tmpl w:val="8222C644"/>
@@ -316,7 +2907,7 @@
       </w:rPr>
     </w:lvl>
   </w:abstractNum>
-  <w:abstractNum w:abstractNumId="2">
+  <w:abstractNum w:abstractNumId="4">
     <w:nsid w:val="23C32A18"/>
     <w:multiLevelType w:val="multilevel"/>
     <w:tmpl w:val="2C08A156"/>
@@ -465,7 +3056,391 @@
       </w:rPr>
     </w:lvl>
   </w:abstractNum>
-  <w:abstractNum w:abstractNumId="3">
+  <w:abstractNum w:abstractNumId="5">
+    <w:nsid w:val="2486730D"/>
+    <w:multiLevelType w:val="multilevel"/>
+    <w:tmpl w:val="330CBE32"/>
+    <w:lvl w:ilvl="0">
+      <w:start w:val="1"/>
+      <w:numFmt w:val="bullet"/>
+      <w:lvlText w:val=""/>
+      <w:lvlJc w:val="left"/>
+      <w:pPr>
+        <w:tabs>
+          <w:tab w:val="num" w:pos="720"/>
+        </w:tabs>
+        <w:ind w:left="720" w:hanging="360"/>
+      </w:pPr>
+      <w:rPr>
+        <w:rFonts w:ascii="Symbol" w:hAnsi="Symbol" w:hint="default"/>
+        <w:sz w:val="20"/>
+      </w:rPr>
+    </w:lvl>
+    <w:lvl w:ilvl="1" w:tentative="1">
+      <w:start w:val="1"/>
+      <w:numFmt w:val="bullet"/>
+      <w:lvlText w:val="o"/>
+      <w:lvlJc w:val="left"/>
+      <w:pPr>
+        <w:tabs>
+          <w:tab w:val="num" w:pos="1440"/>
+        </w:tabs>
+        <w:ind w:left="1440" w:hanging="360"/>
+      </w:pPr>
+      <w:rPr>
+        <w:rFonts w:ascii="Courier New" w:hAnsi="Courier New" w:hint="default"/>
+        <w:sz w:val="20"/>
+      </w:rPr>
+    </w:lvl>
+    <w:lvl w:ilvl="2" w:tentative="1">
+      <w:start w:val="1"/>
+      <w:numFmt w:val="bullet"/>
+      <w:lvlText w:val=""/>
+      <w:lvlJc w:val="left"/>
+      <w:pPr>
+        <w:tabs>
+          <w:tab w:val="num" w:pos="2160"/>
+        </w:tabs>
+        <w:ind w:left="2160" w:hanging="360"/>
+      </w:pPr>
+      <w:rPr>
+        <w:rFonts w:ascii="Wingdings" w:hAnsi="Wingdings" w:hint="default"/>
+        <w:sz w:val="20"/>
+      </w:rPr>
+    </w:lvl>
+    <w:lvl w:ilvl="3" w:tentative="1">
+      <w:start w:val="1"/>
+      <w:numFmt w:val="bullet"/>
+      <w:lvlText w:val=""/>
+      <w:lvlJc w:val="left"/>
+      <w:pPr>
+        <w:tabs>
+          <w:tab w:val="num" w:pos="2880"/>
+        </w:tabs>
+        <w:ind w:left="2880" w:hanging="360"/>
+      </w:pPr>
+      <w:rPr>
+        <w:rFonts w:ascii="Wingdings" w:hAnsi="Wingdings" w:hint="default"/>
+        <w:sz w:val="20"/>
+      </w:rPr>
+    </w:lvl>
+    <w:lvl w:ilvl="4" w:tentative="1">
+      <w:start w:val="1"/>
+      <w:numFmt w:val="bullet"/>
+      <w:lvlText w:val=""/>
+      <w:lvlJc w:val="left"/>
+      <w:pPr>
+        <w:tabs>
+          <w:tab w:val="num" w:pos="3600"/>
+        </w:tabs>
+        <w:ind w:left="3600" w:hanging="360"/>
+      </w:pPr>
+      <w:rPr>
+        <w:rFonts w:ascii="Wingdings" w:hAnsi="Wingdings" w:hint="default"/>
+        <w:sz w:val="20"/>
+      </w:rPr>
+    </w:lvl>
+    <w:lvl w:ilvl="5" w:tentative="1">
+      <w:start w:val="1"/>
+      <w:numFmt w:val="bullet"/>
+      <w:lvlText w:val=""/>
+      <w:lvlJc w:val="left"/>
+      <w:pPr>
+        <w:tabs>
+          <w:tab w:val="num" w:pos="4320"/>
+        </w:tabs>
+        <w:ind w:left="4320" w:hanging="360"/>
+      </w:pPr>
+      <w:rPr>
+        <w:rFonts w:ascii="Wingdings" w:hAnsi="Wingdings" w:hint="default"/>
+        <w:sz w:val="20"/>
+      </w:rPr>
+    </w:lvl>
+    <w:lvl w:ilvl="6" w:tentative="1">
+      <w:start w:val="1"/>
+      <w:numFmt w:val="bullet"/>
+      <w:lvlText w:val=""/>
+      <w:lvlJc w:val="left"/>
+      <w:pPr>
+        <w:tabs>
+          <w:tab w:val="num" w:pos="5040"/>
+        </w:tabs>
+        <w:ind w:left="5040" w:hanging="360"/>
+      </w:pPr>
+      <w:rPr>
+        <w:rFonts w:ascii="Wingdings" w:hAnsi="Wingdings" w:hint="default"/>
+        <w:sz w:val="20"/>
+      </w:rPr>
+    </w:lvl>
+    <w:lvl w:ilvl="7" w:tentative="1">
+      <w:start w:val="1"/>
+      <w:numFmt w:val="bullet"/>
+      <w:lvlText w:val=""/>
+      <w:lvlJc w:val="left"/>
+      <w:pPr>
+        <w:tabs>
+          <w:tab w:val="num" w:pos="5760"/>
+        </w:tabs>
+        <w:ind w:left="5760" w:hanging="360"/>
+      </w:pPr>
+      <w:rPr>
+        <w:rFonts w:ascii="Wingdings" w:hAnsi="Wingdings" w:hint="default"/>
+        <w:sz w:val="20"/>
+      </w:rPr>
+    </w:lvl>
+    <w:lvl w:ilvl="8" w:tentative="1">
+      <w:start w:val="1"/>
+      <w:numFmt w:val="bullet"/>
+      <w:lvlText w:val=""/>
+      <w:lvlJc w:val="left"/>
+      <w:pPr>
+        <w:tabs>
+          <w:tab w:val="num" w:pos="6480"/>
+        </w:tabs>
+        <w:ind w:left="6480" w:hanging="360"/>
+      </w:pPr>
+      <w:rPr>
+        <w:rFonts w:ascii="Wingdings" w:hAnsi="Wingdings" w:hint="default"/>
+        <w:sz w:val="20"/>
+      </w:rPr>
+    </w:lvl>
+  </w:abstractNum>
+  <w:abstractNum w:abstractNumId="6">
+    <w:nsid w:val="27616A82"/>
+    <w:multiLevelType w:val="multilevel"/>
+    <w:tmpl w:val="8162F47E"/>
+    <w:lvl w:ilvl="0">
+      <w:start w:val="1"/>
+      <w:numFmt w:val="bullet"/>
+      <w:lvlText w:val=""/>
+      <w:lvlJc w:val="left"/>
+      <w:pPr>
+        <w:tabs>
+          <w:tab w:val="num" w:pos="720"/>
+        </w:tabs>
+        <w:ind w:left="720" w:hanging="360"/>
+      </w:pPr>
+      <w:rPr>
+        <w:rFonts w:ascii="Symbol" w:hAnsi="Symbol" w:hint="default"/>
+        <w:sz w:val="20"/>
+      </w:rPr>
+    </w:lvl>
+    <w:lvl w:ilvl="1" w:tentative="1">
+      <w:start w:val="1"/>
+      <w:numFmt w:val="bullet"/>
+      <w:lvlText w:val="o"/>
+      <w:lvlJc w:val="left"/>
+      <w:pPr>
+        <w:tabs>
+          <w:tab w:val="num" w:pos="1440"/>
+        </w:tabs>
+        <w:ind w:left="1440" w:hanging="360"/>
+      </w:pPr>
+      <w:rPr>
+        <w:rFonts w:ascii="Courier New" w:hAnsi="Courier New" w:hint="default"/>
+        <w:sz w:val="20"/>
+      </w:rPr>
+    </w:lvl>
+    <w:lvl w:ilvl="2" w:tentative="1">
+      <w:start w:val="1"/>
+      <w:numFmt w:val="bullet"/>
+      <w:lvlText w:val=""/>
+      <w:lvlJc w:val="left"/>
+      <w:pPr>
+        <w:tabs>
+          <w:tab w:val="num" w:pos="2160"/>
+        </w:tabs>
+        <w:ind w:left="2160" w:hanging="360"/>
+      </w:pPr>
+      <w:rPr>
+        <w:rFonts w:ascii="Wingdings" w:hAnsi="Wingdings" w:hint="default"/>
+        <w:sz w:val="20"/>
+      </w:rPr>
+    </w:lvl>
+    <w:lvl w:ilvl="3" w:tentative="1">
+      <w:start w:val="1"/>
+      <w:numFmt w:val="bullet"/>
+      <w:lvlText w:val=""/>
+      <w:lvlJc w:val="left"/>
+      <w:pPr>
+        <w:tabs>
+          <w:tab w:val="num" w:pos="2880"/>
+        </w:tabs>
+        <w:ind w:left="2880" w:hanging="360"/>
+      </w:pPr>
+      <w:rPr>
+        <w:rFonts w:ascii="Wingdings" w:hAnsi="Wingdings" w:hint="default"/>
+        <w:sz w:val="20"/>
+      </w:rPr>
+    </w:lvl>
+    <w:lvl w:ilvl="4" w:tentative="1">
+      <w:start w:val="1"/>
+      <w:numFmt w:val="bullet"/>
+      <w:lvlText w:val=""/>
+      <w:lvlJc w:val="left"/>
+      <w:pPr>
+        <w:tabs>
+          <w:tab w:val="num" w:pos="3600"/>
+        </w:tabs>
+        <w:ind w:left="3600" w:hanging="360"/>
+      </w:pPr>
+      <w:rPr>
+        <w:rFonts w:ascii="Wingdings" w:hAnsi="Wingdings" w:hint="default"/>
+        <w:sz w:val="20"/>
+      </w:rPr>
+    </w:lvl>
+    <w:lvl w:ilvl="5" w:tentative="1">
+      <w:start w:val="1"/>
+      <w:numFmt w:val="bullet"/>
+      <w:lvlText w:val=""/>
+      <w:lvlJc w:val="left"/>
+      <w:pPr>
+        <w:tabs>
+          <w:tab w:val="num" w:pos="4320"/>
+        </w:tabs>
+        <w:ind w:left="4320" w:hanging="360"/>
+      </w:pPr>
+      <w:rPr>
+        <w:rFonts w:ascii="Wingdings" w:hAnsi="Wingdings" w:hint="default"/>
+        <w:sz w:val="20"/>
+      </w:rPr>
+    </w:lvl>
+    <w:lvl w:ilvl="6" w:tentative="1">
+      <w:start w:val="1"/>
+      <w:numFmt w:val="bullet"/>
+      <w:lvlText w:val=""/>
+      <w:lvlJc w:val="left"/>
+      <w:pPr>
+        <w:tabs>
+          <w:tab w:val="num" w:pos="5040"/>
+        </w:tabs>
+        <w:ind w:left="5040" w:hanging="360"/>
+      </w:pPr>
+      <w:rPr>
+        <w:rFonts w:ascii="Wingdings" w:hAnsi="Wingdings" w:hint="default"/>
+        <w:sz w:val="20"/>
+      </w:rPr>
+    </w:lvl>
+    <w:lvl w:ilvl="7" w:tentative="1">
+      <w:start w:val="1"/>
+      <w:numFmt w:val="bullet"/>
+      <w:lvlText w:val=""/>
+      <w:lvlJc w:val="left"/>
+      <w:pPr>
+        <w:tabs>
+          <w:tab w:val="num" w:pos="5760"/>
+        </w:tabs>
+        <w:ind w:left="5760" w:hanging="360"/>
+      </w:pPr>
+      <w:rPr>
+        <w:rFonts w:ascii="Wingdings" w:hAnsi="Wingdings" w:hint="default"/>
+        <w:sz w:val="20"/>
+      </w:rPr>
+    </w:lvl>
+    <w:lvl w:ilvl="8" w:tentative="1">
+      <w:start w:val="1"/>
+      <w:numFmt w:val="bullet"/>
+      <w:lvlText w:val=""/>
+      <w:lvlJc w:val="left"/>
+      <w:pPr>
+        <w:tabs>
+          <w:tab w:val="num" w:pos="6480"/>
+        </w:tabs>
+        <w:ind w:left="6480" w:hanging="360"/>
+      </w:pPr>
+      <w:rPr>
+        <w:rFonts w:ascii="Wingdings" w:hAnsi="Wingdings" w:hint="default"/>
+        <w:sz w:val="20"/>
+      </w:rPr>
+    </w:lvl>
+  </w:abstractNum>
+  <w:abstractNum w:abstractNumId="7">
+    <w:nsid w:val="3B347326"/>
+    <w:multiLevelType w:val="hybridMultilevel"/>
+    <w:tmpl w:val="AD702CC6"/>
+    <w:lvl w:ilvl="0" w:tplc="04090013">
+      <w:start w:val="1"/>
+      <w:numFmt w:val="upperRoman"/>
+      <w:lvlText w:val="%1."/>
+      <w:lvlJc w:val="right"/>
+      <w:pPr>
+        <w:ind w:left="720" w:hanging="360"/>
+      </w:pPr>
+    </w:lvl>
+    <w:lvl w:ilvl="1" w:tplc="04090019" w:tentative="1">
+      <w:start w:val="1"/>
+      <w:numFmt w:val="lowerLetter"/>
+      <w:lvlText w:val="%2."/>
+      <w:lvlJc w:val="left"/>
+      <w:pPr>
+        <w:ind w:left="1440" w:hanging="360"/>
+      </w:pPr>
+    </w:lvl>
+    <w:lvl w:ilvl="2" w:tplc="0409001B" w:tentative="1">
+      <w:start w:val="1"/>
+      <w:numFmt w:val="lowerRoman"/>
+      <w:lvlText w:val="%3."/>
+      <w:lvlJc w:val="right"/>
+      <w:pPr>
+        <w:ind w:left="2160" w:hanging="180"/>
+      </w:pPr>
+    </w:lvl>
+    <w:lvl w:ilvl="3" w:tplc="0409000F" w:tentative="1">
+      <w:start w:val="1"/>
+      <w:numFmt w:val="decimal"/>
+      <w:lvlText w:val="%4."/>
+      <w:lvlJc w:val="left"/>
+      <w:pPr>
+        <w:ind w:left="2880" w:hanging="360"/>
+      </w:pPr>
+    </w:lvl>
+    <w:lvl w:ilvl="4" w:tplc="04090019" w:tentative="1">
+      <w:start w:val="1"/>
+      <w:numFmt w:val="lowerLetter"/>
+      <w:lvlText w:val="%5."/>
+      <w:lvlJc w:val="left"/>
+      <w:pPr>
+        <w:ind w:left="3600" w:hanging="360"/>
+      </w:pPr>
+    </w:lvl>
+    <w:lvl w:ilvl="5" w:tplc="0409001B" w:tentative="1">
+      <w:start w:val="1"/>
+      <w:numFmt w:val="lowerRoman"/>
+      <w:lvlText w:val="%6."/>
+      <w:lvlJc w:val="right"/>
+      <w:pPr>
+        <w:ind w:left="4320" w:hanging="180"/>
+      </w:pPr>
+    </w:lvl>
+    <w:lvl w:ilvl="6" w:tplc="0409000F" w:tentative="1">
+      <w:start w:val="1"/>
+      <w:numFmt w:val="decimal"/>
+      <w:lvlText w:val="%7."/>
+      <w:lvlJc w:val="left"/>
+      <w:pPr>
+        <w:ind w:left="5040" w:hanging="360"/>
+      </w:pPr>
+    </w:lvl>
+    <w:lvl w:ilvl="7" w:tplc="04090019" w:tentative="1">
+      <w:start w:val="1"/>
+      <w:numFmt w:val="lowerLetter"/>
+      <w:lvlText w:val="%8."/>
+      <w:lvlJc w:val="left"/>
+      <w:pPr>
+        <w:ind w:left="5760" w:hanging="360"/>
+      </w:pPr>
+    </w:lvl>
+    <w:lvl w:ilvl="8" w:tplc="0409001B" w:tentative="1">
+      <w:start w:val="1"/>
+      <w:numFmt w:val="lowerRoman"/>
+      <w:lvlText w:val="%9."/>
+      <w:lvlJc w:val="right"/>
+      <w:pPr>
+        <w:ind w:left="6480" w:hanging="180"/>
+      </w:pPr>
+    </w:lvl>
+  </w:abstractNum>
+  <w:abstractNum w:abstractNumId="8">
     <w:nsid w:val="47C213F8"/>
     <w:multiLevelType w:val="multilevel"/>
     <w:tmpl w:val="87B221E0"/>
@@ -614,7 +3589,328 @@
       </w:rPr>
     </w:lvl>
   </w:abstractNum>
-  <w:abstractNum w:abstractNumId="4">
+  <w:abstractNum w:abstractNumId="9">
+    <w:nsid w:val="4CDB264E"/>
+    <w:multiLevelType w:val="hybridMultilevel"/>
+    <w:tmpl w:val="8CE22F10"/>
+    <w:lvl w:ilvl="0" w:tplc="0409000F">
+      <w:start w:val="1"/>
+      <w:numFmt w:val="decimal"/>
+      <w:lvlText w:val="%1."/>
+      <w:lvlJc w:val="left"/>
+      <w:pPr>
+        <w:ind w:left="720" w:hanging="360"/>
+      </w:pPr>
+    </w:lvl>
+    <w:lvl w:ilvl="1" w:tplc="04090019" w:tentative="1">
+      <w:start w:val="1"/>
+      <w:numFmt w:val="lowerLetter"/>
+      <w:lvlText w:val="%2."/>
+      <w:lvlJc w:val="left"/>
+      <w:pPr>
+        <w:ind w:left="1440" w:hanging="360"/>
+      </w:pPr>
+    </w:lvl>
+    <w:lvl w:ilvl="2" w:tplc="0409001B" w:tentative="1">
+      <w:start w:val="1"/>
+      <w:numFmt w:val="lowerRoman"/>
+      <w:lvlText w:val="%3."/>
+      <w:lvlJc w:val="right"/>
+      <w:pPr>
+        <w:ind w:left="2160" w:hanging="180"/>
+      </w:pPr>
+    </w:lvl>
+    <w:lvl w:ilvl="3" w:tplc="0409000F" w:tentative="1">
+      <w:start w:val="1"/>
+      <w:numFmt w:val="decimal"/>
+      <w:lvlText w:val="%4."/>
+      <w:lvlJc w:val="left"/>
+      <w:pPr>
+        <w:ind w:left="2880" w:hanging="360"/>
+      </w:pPr>
+    </w:lvl>
+    <w:lvl w:ilvl="4" w:tplc="04090019" w:tentative="1">
+      <w:start w:val="1"/>
+      <w:numFmt w:val="lowerLetter"/>
+      <w:lvlText w:val="%5."/>
+      <w:lvlJc w:val="left"/>
+      <w:pPr>
+        <w:ind w:left="3600" w:hanging="360"/>
+      </w:pPr>
+    </w:lvl>
+    <w:lvl w:ilvl="5" w:tplc="0409001B" w:tentative="1">
+      <w:start w:val="1"/>
+      <w:numFmt w:val="lowerRoman"/>
+      <w:lvlText w:val="%6."/>
+      <w:lvlJc w:val="right"/>
+      <w:pPr>
+        <w:ind w:left="4320" w:hanging="180"/>
+      </w:pPr>
+    </w:lvl>
+    <w:lvl w:ilvl="6" w:tplc="0409000F" w:tentative="1">
+      <w:start w:val="1"/>
+      <w:numFmt w:val="decimal"/>
+      <w:lvlText w:val="%7."/>
+      <w:lvlJc w:val="left"/>
+      <w:pPr>
+        <w:ind w:left="5040" w:hanging="360"/>
+      </w:pPr>
+    </w:lvl>
+    <w:lvl w:ilvl="7" w:tplc="04090019" w:tentative="1">
+      <w:start w:val="1"/>
+      <w:numFmt w:val="lowerLetter"/>
+      <w:lvlText w:val="%8."/>
+      <w:lvlJc w:val="left"/>
+      <w:pPr>
+        <w:ind w:left="5760" w:hanging="360"/>
+      </w:pPr>
+    </w:lvl>
+    <w:lvl w:ilvl="8" w:tplc="0409001B" w:tentative="1">
+      <w:start w:val="1"/>
+      <w:numFmt w:val="lowerRoman"/>
+      <w:lvlText w:val="%9."/>
+      <w:lvlJc w:val="right"/>
+      <w:pPr>
+        <w:ind w:left="6480" w:hanging="180"/>
+      </w:pPr>
+    </w:lvl>
+  </w:abstractNum>
+  <w:abstractNum w:abstractNumId="10">
+    <w:nsid w:val="4FEC464A"/>
+    <w:multiLevelType w:val="hybridMultilevel"/>
+    <w:tmpl w:val="A0E644B4"/>
+    <w:lvl w:ilvl="0" w:tplc="0409000F">
+      <w:start w:val="1"/>
+      <w:numFmt w:val="decimal"/>
+      <w:lvlText w:val="%1."/>
+      <w:lvlJc w:val="left"/>
+      <w:pPr>
+        <w:ind w:left="720" w:hanging="360"/>
+      </w:pPr>
+    </w:lvl>
+    <w:lvl w:ilvl="1" w:tplc="04090019" w:tentative="1">
+      <w:start w:val="1"/>
+      <w:numFmt w:val="lowerLetter"/>
+      <w:lvlText w:val="%2."/>
+      <w:lvlJc w:val="left"/>
+      <w:pPr>
+        <w:ind w:left="1440" w:hanging="360"/>
+      </w:pPr>
+    </w:lvl>
+    <w:lvl w:ilvl="2" w:tplc="0409001B" w:tentative="1">
+      <w:start w:val="1"/>
+      <w:numFmt w:val="lowerRoman"/>
+      <w:lvlText w:val="%3."/>
+      <w:lvlJc w:val="right"/>
+      <w:pPr>
+        <w:ind w:left="2160" w:hanging="180"/>
+      </w:pPr>
+    </w:lvl>
+    <w:lvl w:ilvl="3" w:tplc="0409000F" w:tentative="1">
+      <w:start w:val="1"/>
+      <w:numFmt w:val="decimal"/>
+      <w:lvlText w:val="%4."/>
+      <w:lvlJc w:val="left"/>
+      <w:pPr>
+        <w:ind w:left="2880" w:hanging="360"/>
+      </w:pPr>
+    </w:lvl>
+    <w:lvl w:ilvl="4" w:tplc="04090019" w:tentative="1">
+      <w:start w:val="1"/>
+      <w:numFmt w:val="lowerLetter"/>
+      <w:lvlText w:val="%5."/>
+      <w:lvlJc w:val="left"/>
+      <w:pPr>
+        <w:ind w:left="3600" w:hanging="360"/>
+      </w:pPr>
+    </w:lvl>
+    <w:lvl w:ilvl="5" w:tplc="0409001B" w:tentative="1">
+      <w:start w:val="1"/>
+      <w:numFmt w:val="lowerRoman"/>
+      <w:lvlText w:val="%6."/>
+      <w:lvlJc w:val="right"/>
+      <w:pPr>
+        <w:ind w:left="4320" w:hanging="180"/>
+      </w:pPr>
+    </w:lvl>
+    <w:lvl w:ilvl="6" w:tplc="0409000F" w:tentative="1">
+      <w:start w:val="1"/>
+      <w:numFmt w:val="decimal"/>
+      <w:lvlText w:val="%7."/>
+      <w:lvlJc w:val="left"/>
+      <w:pPr>
+        <w:ind w:left="5040" w:hanging="360"/>
+      </w:pPr>
+    </w:lvl>
+    <w:lvl w:ilvl="7" w:tplc="04090019" w:tentative="1">
+      <w:start w:val="1"/>
+      <w:numFmt w:val="lowerLetter"/>
+      <w:lvlText w:val="%8."/>
+      <w:lvlJc w:val="left"/>
+      <w:pPr>
+        <w:ind w:left="5760" w:hanging="360"/>
+      </w:pPr>
+    </w:lvl>
+    <w:lvl w:ilvl="8" w:tplc="0409001B" w:tentative="1">
+      <w:start w:val="1"/>
+      <w:numFmt w:val="lowerRoman"/>
+      <w:lvlText w:val="%9."/>
+      <w:lvlJc w:val="right"/>
+      <w:pPr>
+        <w:ind w:left="6480" w:hanging="180"/>
+      </w:pPr>
+    </w:lvl>
+  </w:abstractNum>
+  <w:abstractNum w:abstractNumId="11">
+    <w:nsid w:val="508836CF"/>
+    <w:multiLevelType w:val="multilevel"/>
+    <w:tmpl w:val="AA40F654"/>
+    <w:lvl w:ilvl="0">
+      <w:start w:val="1"/>
+      <w:numFmt w:val="bullet"/>
+      <w:lvlText w:val=""/>
+      <w:lvlJc w:val="left"/>
+      <w:pPr>
+        <w:tabs>
+          <w:tab w:val="num" w:pos="720"/>
+        </w:tabs>
+        <w:ind w:left="720" w:hanging="360"/>
+      </w:pPr>
+      <w:rPr>
+        <w:rFonts w:ascii="Symbol" w:hAnsi="Symbol" w:hint="default"/>
+        <w:sz w:val="20"/>
+      </w:rPr>
+    </w:lvl>
+    <w:lvl w:ilvl="1" w:tentative="1">
+      <w:start w:val="1"/>
+      <w:numFmt w:val="bullet"/>
+      <w:lvlText w:val="o"/>
+      <w:lvlJc w:val="left"/>
+      <w:pPr>
+        <w:tabs>
+          <w:tab w:val="num" w:pos="1440"/>
+        </w:tabs>
+        <w:ind w:left="1440" w:hanging="360"/>
+      </w:pPr>
+      <w:rPr>
+        <w:rFonts w:ascii="Courier New" w:hAnsi="Courier New" w:hint="default"/>
+        <w:sz w:val="20"/>
+      </w:rPr>
+    </w:lvl>
+    <w:lvl w:ilvl="2" w:tentative="1">
+      <w:start w:val="1"/>
+      <w:numFmt w:val="bullet"/>
+      <w:lvlText w:val=""/>
+      <w:lvlJc w:val="left"/>
+      <w:pPr>
+        <w:tabs>
+          <w:tab w:val="num" w:pos="2160"/>
+        </w:tabs>
+        <w:ind w:left="2160" w:hanging="360"/>
+      </w:pPr>
+      <w:rPr>
+        <w:rFonts w:ascii="Wingdings" w:hAnsi="Wingdings" w:hint="default"/>
+        <w:sz w:val="20"/>
+      </w:rPr>
+    </w:lvl>
+    <w:lvl w:ilvl="3" w:tentative="1">
+      <w:start w:val="1"/>
+      <w:numFmt w:val="bullet"/>
+      <w:lvlText w:val=""/>
+      <w:lvlJc w:val="left"/>
+      <w:pPr>
+        <w:tabs>
+          <w:tab w:val="num" w:pos="2880"/>
+        </w:tabs>
+        <w:ind w:left="2880" w:hanging="360"/>
+      </w:pPr>
+      <w:rPr>
+        <w:rFonts w:ascii="Wingdings" w:hAnsi="Wingdings" w:hint="default"/>
+        <w:sz w:val="20"/>
+      </w:rPr>
+    </w:lvl>
+    <w:lvl w:ilvl="4" w:tentative="1">
+      <w:start w:val="1"/>
+      <w:numFmt w:val="bullet"/>
+      <w:lvlText w:val=""/>
+      <w:lvlJc w:val="left"/>
+      <w:pPr>
+        <w:tabs>
+          <w:tab w:val="num" w:pos="3600"/>
+        </w:tabs>
+        <w:ind w:left="3600" w:hanging="360"/>
+      </w:pPr>
+      <w:rPr>
+        <w:rFonts w:ascii="Wingdings" w:hAnsi="Wingdings" w:hint="default"/>
+        <w:sz w:val="20"/>
+      </w:rPr>
+    </w:lvl>
+    <w:lvl w:ilvl="5" w:tentative="1">
+      <w:start w:val="1"/>
+      <w:numFmt w:val="bullet"/>
+      <w:lvlText w:val=""/>
+      <w:lvlJc w:val="left"/>
+      <w:pPr>
+        <w:tabs>
+          <w:tab w:val="num" w:pos="4320"/>
+        </w:tabs>
+        <w:ind w:left="4320" w:hanging="360"/>
+      </w:pPr>
+      <w:rPr>
+        <w:rFonts w:ascii="Wingdings" w:hAnsi="Wingdings" w:hint="default"/>
+        <w:sz w:val="20"/>
+      </w:rPr>
+    </w:lvl>
+    <w:lvl w:ilvl="6" w:tentative="1">
+      <w:start w:val="1"/>
+      <w:numFmt w:val="bullet"/>
+      <w:lvlText w:val=""/>
+      <w:lvlJc w:val="left"/>
+      <w:pPr>
+        <w:tabs>
+          <w:tab w:val="num" w:pos="5040"/>
+        </w:tabs>
+        <w:ind w:left="5040" w:hanging="360"/>
+      </w:pPr>
+      <w:rPr>
+        <w:rFonts w:ascii="Wingdings" w:hAnsi="Wingdings" w:hint="default"/>
+        <w:sz w:val="20"/>
+      </w:rPr>
+    </w:lvl>
+    <w:lvl w:ilvl="7" w:tentative="1">
+      <w:start w:val="1"/>
+      <w:numFmt w:val="bullet"/>
+      <w:lvlText w:val=""/>
+      <w:lvlJc w:val="left"/>
+      <w:pPr>
+        <w:tabs>
+          <w:tab w:val="num" w:pos="5760"/>
+        </w:tabs>
+        <w:ind w:left="5760" w:hanging="360"/>
+      </w:pPr>
+      <w:rPr>
+        <w:rFonts w:ascii="Wingdings" w:hAnsi="Wingdings" w:hint="default"/>
+        <w:sz w:val="20"/>
+      </w:rPr>
+    </w:lvl>
+    <w:lvl w:ilvl="8" w:tentative="1">
+      <w:start w:val="1"/>
+      <w:numFmt w:val="bullet"/>
+      <w:lvlText w:val=""/>
+      <w:lvlJc w:val="left"/>
+      <w:pPr>
+        <w:tabs>
+          <w:tab w:val="num" w:pos="6480"/>
+        </w:tabs>
+        <w:ind w:left="6480" w:hanging="360"/>
+      </w:pPr>
+      <w:rPr>
+        <w:rFonts w:ascii="Wingdings" w:hAnsi="Wingdings" w:hint="default"/>
+        <w:sz w:val="20"/>
+      </w:rPr>
+    </w:lvl>
+  </w:abstractNum>
+  <w:abstractNum w:abstractNumId="12">
     <w:nsid w:val="55985D3F"/>
     <w:multiLevelType w:val="multilevel"/>
     <w:tmpl w:val="EF88EB26"/>
@@ -763,7 +4059,437 @@
       </w:rPr>
     </w:lvl>
   </w:abstractNum>
-  <w:abstractNum w:abstractNumId="5">
+  <w:abstractNum w:abstractNumId="13">
+    <w:nsid w:val="5D59788A"/>
+    <w:multiLevelType w:val="hybridMultilevel"/>
+    <w:tmpl w:val="559CBBE6"/>
+    <w:lvl w:ilvl="0" w:tplc="0409000F">
+      <w:start w:val="1"/>
+      <w:numFmt w:val="decimal"/>
+      <w:lvlText w:val="%1."/>
+      <w:lvlJc w:val="left"/>
+      <w:pPr>
+        <w:ind w:left="720" w:hanging="360"/>
+      </w:pPr>
+    </w:lvl>
+    <w:lvl w:ilvl="1" w:tplc="04090019" w:tentative="1">
+      <w:start w:val="1"/>
+      <w:numFmt w:val="lowerLetter"/>
+      <w:lvlText w:val="%2."/>
+      <w:lvlJc w:val="left"/>
+      <w:pPr>
+        <w:ind w:left="1440" w:hanging="360"/>
+      </w:pPr>
+    </w:lvl>
+    <w:lvl w:ilvl="2" w:tplc="0409001B" w:tentative="1">
+      <w:start w:val="1"/>
+      <w:numFmt w:val="lowerRoman"/>
+      <w:lvlText w:val="%3."/>
+      <w:lvlJc w:val="right"/>
+      <w:pPr>
+        <w:ind w:left="2160" w:hanging="180"/>
+      </w:pPr>
+    </w:lvl>
+    <w:lvl w:ilvl="3" w:tplc="0409000F" w:tentative="1">
+      <w:start w:val="1"/>
+      <w:numFmt w:val="decimal"/>
+      <w:lvlText w:val="%4."/>
+      <w:lvlJc w:val="left"/>
+      <w:pPr>
+        <w:ind w:left="2880" w:hanging="360"/>
+      </w:pPr>
+    </w:lvl>
+    <w:lvl w:ilvl="4" w:tplc="04090019" w:tentative="1">
+      <w:start w:val="1"/>
+      <w:numFmt w:val="lowerLetter"/>
+      <w:lvlText w:val="%5."/>
+      <w:lvlJc w:val="left"/>
+      <w:pPr>
+        <w:ind w:left="3600" w:hanging="360"/>
+      </w:pPr>
+    </w:lvl>
+    <w:lvl w:ilvl="5" w:tplc="0409001B" w:tentative="1">
+      <w:start w:val="1"/>
+      <w:numFmt w:val="lowerRoman"/>
+      <w:lvlText w:val="%6."/>
+      <w:lvlJc w:val="right"/>
+      <w:pPr>
+        <w:ind w:left="4320" w:hanging="180"/>
+      </w:pPr>
+    </w:lvl>
+    <w:lvl w:ilvl="6" w:tplc="0409000F" w:tentative="1">
+      <w:start w:val="1"/>
+      <w:numFmt w:val="decimal"/>
+      <w:lvlText w:val="%7."/>
+      <w:lvlJc w:val="left"/>
+      <w:pPr>
+        <w:ind w:left="5040" w:hanging="360"/>
+      </w:pPr>
+    </w:lvl>
+    <w:lvl w:ilvl="7" w:tplc="04090019" w:tentative="1">
+      <w:start w:val="1"/>
+      <w:numFmt w:val="lowerLetter"/>
+      <w:lvlText w:val="%8."/>
+      <w:lvlJc w:val="left"/>
+      <w:pPr>
+        <w:ind w:left="5760" w:hanging="360"/>
+      </w:pPr>
+    </w:lvl>
+    <w:lvl w:ilvl="8" w:tplc="0409001B" w:tentative="1">
+      <w:start w:val="1"/>
+      <w:numFmt w:val="lowerRoman"/>
+      <w:lvlText w:val="%9."/>
+      <w:lvlJc w:val="right"/>
+      <w:pPr>
+        <w:ind w:left="6480" w:hanging="180"/>
+      </w:pPr>
+    </w:lvl>
+  </w:abstractNum>
+  <w:abstractNum w:abstractNumId="14">
+    <w:nsid w:val="5EA7077E"/>
+    <w:multiLevelType w:val="hybridMultilevel"/>
+    <w:tmpl w:val="559CBBE6"/>
+    <w:lvl w:ilvl="0" w:tplc="0409000F">
+      <w:start w:val="1"/>
+      <w:numFmt w:val="decimal"/>
+      <w:lvlText w:val="%1."/>
+      <w:lvlJc w:val="left"/>
+      <w:pPr>
+        <w:ind w:left="720" w:hanging="360"/>
+      </w:pPr>
+    </w:lvl>
+    <w:lvl w:ilvl="1" w:tplc="04090019" w:tentative="1">
+      <w:start w:val="1"/>
+      <w:numFmt w:val="lowerLetter"/>
+      <w:lvlText w:val="%2."/>
+      <w:lvlJc w:val="left"/>
+      <w:pPr>
+        <w:ind w:left="1440" w:hanging="360"/>
+      </w:pPr>
+    </w:lvl>
+    <w:lvl w:ilvl="2" w:tplc="0409001B" w:tentative="1">
+      <w:start w:val="1"/>
+      <w:numFmt w:val="lowerRoman"/>
+      <w:lvlText w:val="%3."/>
+      <w:lvlJc w:val="right"/>
+      <w:pPr>
+        <w:ind w:left="2160" w:hanging="180"/>
+      </w:pPr>
+    </w:lvl>
+    <w:lvl w:ilvl="3" w:tplc="0409000F" w:tentative="1">
+      <w:start w:val="1"/>
+      <w:numFmt w:val="decimal"/>
+      <w:lvlText w:val="%4."/>
+      <w:lvlJc w:val="left"/>
+      <w:pPr>
+        <w:ind w:left="2880" w:hanging="360"/>
+      </w:pPr>
+    </w:lvl>
+    <w:lvl w:ilvl="4" w:tplc="04090019" w:tentative="1">
+      <w:start w:val="1"/>
+      <w:numFmt w:val="lowerLetter"/>
+      <w:lvlText w:val="%5."/>
+      <w:lvlJc w:val="left"/>
+      <w:pPr>
+        <w:ind w:left="3600" w:hanging="360"/>
+      </w:pPr>
+    </w:lvl>
+    <w:lvl w:ilvl="5" w:tplc="0409001B" w:tentative="1">
+      <w:start w:val="1"/>
+      <w:numFmt w:val="lowerRoman"/>
+      <w:lvlText w:val="%6."/>
+      <w:lvlJc w:val="right"/>
+      <w:pPr>
+        <w:ind w:left="4320" w:hanging="180"/>
+      </w:pPr>
+    </w:lvl>
+    <w:lvl w:ilvl="6" w:tplc="0409000F" w:tentative="1">
+      <w:start w:val="1"/>
+      <w:numFmt w:val="decimal"/>
+      <w:lvlText w:val="%7."/>
+      <w:lvlJc w:val="left"/>
+      <w:pPr>
+        <w:ind w:left="5040" w:hanging="360"/>
+      </w:pPr>
+    </w:lvl>
+    <w:lvl w:ilvl="7" w:tplc="04090019" w:tentative="1">
+      <w:start w:val="1"/>
+      <w:numFmt w:val="lowerLetter"/>
+      <w:lvlText w:val="%8."/>
+      <w:lvlJc w:val="left"/>
+      <w:pPr>
+        <w:ind w:left="5760" w:hanging="360"/>
+      </w:pPr>
+    </w:lvl>
+    <w:lvl w:ilvl="8" w:tplc="0409001B" w:tentative="1">
+      <w:start w:val="1"/>
+      <w:numFmt w:val="lowerRoman"/>
+      <w:lvlText w:val="%9."/>
+      <w:lvlJc w:val="right"/>
+      <w:pPr>
+        <w:ind w:left="6480" w:hanging="180"/>
+      </w:pPr>
+    </w:lvl>
+  </w:abstractNum>
+  <w:abstractNum w:abstractNumId="15">
+    <w:nsid w:val="60224845"/>
+    <w:multiLevelType w:val="hybridMultilevel"/>
+    <w:tmpl w:val="01625204"/>
+    <w:lvl w:ilvl="0" w:tplc="0409000F">
+      <w:start w:val="1"/>
+      <w:numFmt w:val="decimal"/>
+      <w:lvlText w:val="%1."/>
+      <w:lvlJc w:val="left"/>
+      <w:pPr>
+        <w:ind w:left="720" w:hanging="360"/>
+      </w:pPr>
+    </w:lvl>
+    <w:lvl w:ilvl="1" w:tplc="04090019" w:tentative="1">
+      <w:start w:val="1"/>
+      <w:numFmt w:val="lowerLetter"/>
+      <w:lvlText w:val="%2."/>
+      <w:lvlJc w:val="left"/>
+      <w:pPr>
+        <w:ind w:left="1440" w:hanging="360"/>
+      </w:pPr>
+    </w:lvl>
+    <w:lvl w:ilvl="2" w:tplc="0409001B" w:tentative="1">
+      <w:start w:val="1"/>
+      <w:numFmt w:val="lowerRoman"/>
+      <w:lvlText w:val="%3."/>
+      <w:lvlJc w:val="right"/>
+      <w:pPr>
+        <w:ind w:left="2160" w:hanging="180"/>
+      </w:pPr>
+    </w:lvl>
+    <w:lvl w:ilvl="3" w:tplc="0409000F" w:tentative="1">
+      <w:start w:val="1"/>
+      <w:numFmt w:val="decimal"/>
+      <w:lvlText w:val="%4."/>
+      <w:lvlJc w:val="left"/>
+      <w:pPr>
+        <w:ind w:left="2880" w:hanging="360"/>
+      </w:pPr>
+    </w:lvl>
+    <w:lvl w:ilvl="4" w:tplc="04090019" w:tentative="1">
+      <w:start w:val="1"/>
+      <w:numFmt w:val="lowerLetter"/>
+      <w:lvlText w:val="%5."/>
+      <w:lvlJc w:val="left"/>
+      <w:pPr>
+        <w:ind w:left="3600" w:hanging="360"/>
+      </w:pPr>
+    </w:lvl>
+    <w:lvl w:ilvl="5" w:tplc="0409001B" w:tentative="1">
+      <w:start w:val="1"/>
+      <w:numFmt w:val="lowerRoman"/>
+      <w:lvlText w:val="%6."/>
+      <w:lvlJc w:val="right"/>
+      <w:pPr>
+        <w:ind w:left="4320" w:hanging="180"/>
+      </w:pPr>
+    </w:lvl>
+    <w:lvl w:ilvl="6" w:tplc="0409000F" w:tentative="1">
+      <w:start w:val="1"/>
+      <w:numFmt w:val="decimal"/>
+      <w:lvlText w:val="%7."/>
+      <w:lvlJc w:val="left"/>
+      <w:pPr>
+        <w:ind w:left="5040" w:hanging="360"/>
+      </w:pPr>
+    </w:lvl>
+    <w:lvl w:ilvl="7" w:tplc="04090019" w:tentative="1">
+      <w:start w:val="1"/>
+      <w:numFmt w:val="lowerLetter"/>
+      <w:lvlText w:val="%8."/>
+      <w:lvlJc w:val="left"/>
+      <w:pPr>
+        <w:ind w:left="5760" w:hanging="360"/>
+      </w:pPr>
+    </w:lvl>
+    <w:lvl w:ilvl="8" w:tplc="0409001B" w:tentative="1">
+      <w:start w:val="1"/>
+      <w:numFmt w:val="lowerRoman"/>
+      <w:lvlText w:val="%9."/>
+      <w:lvlJc w:val="right"/>
+      <w:pPr>
+        <w:ind w:left="6480" w:hanging="180"/>
+      </w:pPr>
+    </w:lvl>
+  </w:abstractNum>
+  <w:abstractNum w:abstractNumId="16">
+    <w:nsid w:val="6079568A"/>
+    <w:multiLevelType w:val="hybridMultilevel"/>
+    <w:tmpl w:val="E408AC2C"/>
+    <w:lvl w:ilvl="0" w:tplc="0409000F">
+      <w:start w:val="1"/>
+      <w:numFmt w:val="decimal"/>
+      <w:lvlText w:val="%1."/>
+      <w:lvlJc w:val="left"/>
+      <w:pPr>
+        <w:ind w:left="720" w:hanging="360"/>
+      </w:pPr>
+    </w:lvl>
+    <w:lvl w:ilvl="1" w:tplc="04090019" w:tentative="1">
+      <w:start w:val="1"/>
+      <w:numFmt w:val="lowerLetter"/>
+      <w:lvlText w:val="%2."/>
+      <w:lvlJc w:val="left"/>
+      <w:pPr>
+        <w:ind w:left="1440" w:hanging="360"/>
+      </w:pPr>
+    </w:lvl>
+    <w:lvl w:ilvl="2" w:tplc="0409001B" w:tentative="1">
+      <w:start w:val="1"/>
+      <w:numFmt w:val="lowerRoman"/>
+      <w:lvlText w:val="%3."/>
+      <w:lvlJc w:val="right"/>
+      <w:pPr>
+        <w:ind w:left="2160" w:hanging="180"/>
+      </w:pPr>
+    </w:lvl>
+    <w:lvl w:ilvl="3" w:tplc="0409000F" w:tentative="1">
+      <w:start w:val="1"/>
+      <w:numFmt w:val="decimal"/>
+      <w:lvlText w:val="%4."/>
+      <w:lvlJc w:val="left"/>
+      <w:pPr>
+        <w:ind w:left="2880" w:hanging="360"/>
+      </w:pPr>
+    </w:lvl>
+    <w:lvl w:ilvl="4" w:tplc="04090019" w:tentative="1">
+      <w:start w:val="1"/>
+      <w:numFmt w:val="lowerLetter"/>
+      <w:lvlText w:val="%5."/>
+      <w:lvlJc w:val="left"/>
+      <w:pPr>
+        <w:ind w:left="3600" w:hanging="360"/>
+      </w:pPr>
+    </w:lvl>
+    <w:lvl w:ilvl="5" w:tplc="0409001B" w:tentative="1">
+      <w:start w:val="1"/>
+      <w:numFmt w:val="lowerRoman"/>
+      <w:lvlText w:val="%6."/>
+      <w:lvlJc w:val="right"/>
+      <w:pPr>
+        <w:ind w:left="4320" w:hanging="180"/>
+      </w:pPr>
+    </w:lvl>
+    <w:lvl w:ilvl="6" w:tplc="0409000F" w:tentative="1">
+      <w:start w:val="1"/>
+      <w:numFmt w:val="decimal"/>
+      <w:lvlText w:val="%7."/>
+      <w:lvlJc w:val="left"/>
+      <w:pPr>
+        <w:ind w:left="5040" w:hanging="360"/>
+      </w:pPr>
+    </w:lvl>
+    <w:lvl w:ilvl="7" w:tplc="04090019" w:tentative="1">
+      <w:start w:val="1"/>
+      <w:numFmt w:val="lowerLetter"/>
+      <w:lvlText w:val="%8."/>
+      <w:lvlJc w:val="left"/>
+      <w:pPr>
+        <w:ind w:left="5760" w:hanging="360"/>
+      </w:pPr>
+    </w:lvl>
+    <w:lvl w:ilvl="8" w:tplc="0409001B" w:tentative="1">
+      <w:start w:val="1"/>
+      <w:numFmt w:val="lowerRoman"/>
+      <w:lvlText w:val="%9."/>
+      <w:lvlJc w:val="right"/>
+      <w:pPr>
+        <w:ind w:left="6480" w:hanging="180"/>
+      </w:pPr>
+    </w:lvl>
+  </w:abstractNum>
+  <w:abstractNum w:abstractNumId="17">
+    <w:nsid w:val="639644B0"/>
+    <w:multiLevelType w:val="hybridMultilevel"/>
+    <w:tmpl w:val="2AEE6A96"/>
+    <w:lvl w:ilvl="0" w:tplc="0409000F">
+      <w:start w:val="1"/>
+      <w:numFmt w:val="decimal"/>
+      <w:lvlText w:val="%1."/>
+      <w:lvlJc w:val="left"/>
+      <w:pPr>
+        <w:ind w:left="1440" w:hanging="360"/>
+      </w:pPr>
+    </w:lvl>
+    <w:lvl w:ilvl="1" w:tplc="04090019" w:tentative="1">
+      <w:start w:val="1"/>
+      <w:numFmt w:val="lowerLetter"/>
+      <w:lvlText w:val="%2."/>
+      <w:lvlJc w:val="left"/>
+      <w:pPr>
+        <w:ind w:left="2160" w:hanging="360"/>
+      </w:pPr>
+    </w:lvl>
+    <w:lvl w:ilvl="2" w:tplc="0409001B" w:tentative="1">
+      <w:start w:val="1"/>
+      <w:numFmt w:val="lowerRoman"/>
+      <w:lvlText w:val="%3."/>
+      <w:lvlJc w:val="right"/>
+      <w:pPr>
+        <w:ind w:left="2880" w:hanging="180"/>
+      </w:pPr>
+    </w:lvl>
+    <w:lvl w:ilvl="3" w:tplc="0409000F" w:tentative="1">
+      <w:start w:val="1"/>
+      <w:numFmt w:val="decimal"/>
+      <w:lvlText w:val="%4."/>
+      <w:lvlJc w:val="left"/>
+      <w:pPr>
+        <w:ind w:left="3600" w:hanging="360"/>
+      </w:pPr>
+    </w:lvl>
+    <w:lvl w:ilvl="4" w:tplc="04090019" w:tentative="1">
+      <w:start w:val="1"/>
+      <w:numFmt w:val="lowerLetter"/>
+      <w:lvlText w:val="%5."/>
+      <w:lvlJc w:val="left"/>
+      <w:pPr>
+        <w:ind w:left="4320" w:hanging="360"/>
+      </w:pPr>
+    </w:lvl>
+    <w:lvl w:ilvl="5" w:tplc="0409001B" w:tentative="1">
+      <w:start w:val="1"/>
+      <w:numFmt w:val="lowerRoman"/>
+      <w:lvlText w:val="%6."/>
+      <w:lvlJc w:val="right"/>
+      <w:pPr>
+        <w:ind w:left="5040" w:hanging="180"/>
+      </w:pPr>
+    </w:lvl>
+    <w:lvl w:ilvl="6" w:tplc="0409000F" w:tentative="1">
+      <w:start w:val="1"/>
+      <w:numFmt w:val="decimal"/>
+      <w:lvlText w:val="%7."/>
+      <w:lvlJc w:val="left"/>
+      <w:pPr>
+        <w:ind w:left="5760" w:hanging="360"/>
+      </w:pPr>
+    </w:lvl>
+    <w:lvl w:ilvl="7" w:tplc="04090019" w:tentative="1">
+      <w:start w:val="1"/>
+      <w:numFmt w:val="lowerLetter"/>
+      <w:lvlText w:val="%8."/>
+      <w:lvlJc w:val="left"/>
+      <w:pPr>
+        <w:ind w:left="6480" w:hanging="360"/>
+      </w:pPr>
+    </w:lvl>
+    <w:lvl w:ilvl="8" w:tplc="0409001B" w:tentative="1">
+      <w:start w:val="1"/>
+      <w:numFmt w:val="lowerRoman"/>
+      <w:lvlText w:val="%9."/>
+      <w:lvlJc w:val="right"/>
+      <w:pPr>
+        <w:ind w:left="7200" w:hanging="180"/>
+      </w:pPr>
+    </w:lvl>
+  </w:abstractNum>
+  <w:abstractNum w:abstractNumId="18">
     <w:nsid w:val="77D56B57"/>
     <w:multiLevelType w:val="multilevel"/>
     <w:tmpl w:val="61487792"/>
@@ -912,7 +4638,7 @@
       </w:rPr>
     </w:lvl>
   </w:abstractNum>
-  <w:abstractNum w:abstractNumId="6">
+  <w:abstractNum w:abstractNumId="19">
     <w:nsid w:val="78552B6E"/>
     <w:multiLevelType w:val="multilevel"/>
     <w:tmpl w:val="9CAA8E5A"/>
@@ -1061,7 +4787,7 @@
       </w:rPr>
     </w:lvl>
   </w:abstractNum>
-  <w:abstractNum w:abstractNumId="7">
+  <w:abstractNum w:abstractNumId="20">
     <w:nsid w:val="7E3E516F"/>
     <w:multiLevelType w:val="multilevel"/>
     <w:tmpl w:val="C5AE2EC2"/>
@@ -1211,28 +4937,67 @@
     </w:lvl>
   </w:abstractNum>
   <w:num w:numId="1">
-    <w:abstractNumId w:val="7"/>
+    <w:abstractNumId w:val="20"/>
   </w:num>
   <w:num w:numId="2">
-    <w:abstractNumId w:val="2"/>
+    <w:abstractNumId w:val="4"/>
   </w:num>
   <w:num w:numId="3">
-    <w:abstractNumId w:val="5"/>
+    <w:abstractNumId w:val="18"/>
   </w:num>
   <w:num w:numId="4">
-    <w:abstractNumId w:val="6"/>
+    <w:abstractNumId w:val="19"/>
   </w:num>
   <w:num w:numId="5">
-    <w:abstractNumId w:val="1"/>
+    <w:abstractNumId w:val="3"/>
   </w:num>
   <w:num w:numId="6">
-    <w:abstractNumId w:val="3"/>
+    <w:abstractNumId w:val="8"/>
   </w:num>
   <w:num w:numId="7">
     <w:abstractNumId w:val="0"/>
   </w:num>
   <w:num w:numId="8">
-    <w:abstractNumId w:val="4"/>
+    <w:abstractNumId w:val="12"/>
+  </w:num>
+  <w:num w:numId="9">
+    <w:abstractNumId w:val="15"/>
+  </w:num>
+  <w:num w:numId="10">
+    <w:abstractNumId w:val="7"/>
+  </w:num>
+  <w:num w:numId="11">
+    <w:abstractNumId w:val="17"/>
+  </w:num>
+  <w:num w:numId="12">
+    <w:abstractNumId w:val="2"/>
+  </w:num>
+  <w:num w:numId="13">
+    <w:abstractNumId w:val="11"/>
+  </w:num>
+  <w:num w:numId="14">
+    <w:abstractNumId w:val="5"/>
+  </w:num>
+  <w:num w:numId="15">
+    <w:abstractNumId w:val="6"/>
+  </w:num>
+  <w:num w:numId="16">
+    <w:abstractNumId w:val="16"/>
+  </w:num>
+  <w:num w:numId="17">
+    <w:abstractNumId w:val="10"/>
+  </w:num>
+  <w:num w:numId="18">
+    <w:abstractNumId w:val="1"/>
+  </w:num>
+  <w:num w:numId="19">
+    <w:abstractNumId w:val="9"/>
+  </w:num>
+  <w:num w:numId="20">
+    <w:abstractNumId w:val="13"/>
+  </w:num>
+  <w:num w:numId="21">
+    <w:abstractNumId w:val="14"/>
   </w:num>
 </w:numbering>
 </file>
@@ -1398,10 +5163,76 @@
     <w:qFormat/>
     <w:rsid w:val="00E770BE"/>
   </w:style>
+  <w:style w:type="paragraph" w:styleId="Heading1">
+    <w:name w:val="heading 1"/>
+    <w:basedOn w:val="Normal"/>
+    <w:next w:val="Normal"/>
+    <w:link w:val="Heading1Char"/>
+    <w:uiPriority w:val="9"/>
+    <w:qFormat/>
+    <w:rsid w:val="008C5E54"/>
+    <w:pPr>
+      <w:keepNext/>
+      <w:keepLines/>
+      <w:spacing w:before="480" w:after="0"/>
+      <w:outlineLvl w:val="0"/>
+    </w:pPr>
+    <w:rPr>
+      <w:rFonts w:asciiTheme="majorHAnsi" w:eastAsiaTheme="majorEastAsia" w:hAnsiTheme="majorHAnsi" w:cstheme="majorBidi"/>
+      <w:b/>
+      <w:bCs/>
+      <w:color w:val="365F91" w:themeColor="accent1" w:themeShade="BF"/>
+      <w:sz w:val="28"/>
+      <w:szCs w:val="28"/>
+    </w:rPr>
+  </w:style>
+  <w:style w:type="paragraph" w:styleId="Heading2">
+    <w:name w:val="heading 2"/>
+    <w:basedOn w:val="Normal"/>
+    <w:link w:val="Heading2Char"/>
+    <w:uiPriority w:val="9"/>
+    <w:qFormat/>
+    <w:rsid w:val="00B35BDE"/>
+    <w:pPr>
+      <w:spacing w:before="100" w:beforeAutospacing="1" w:after="100" w:afterAutospacing="1" w:line="240" w:lineRule="auto"/>
+      <w:outlineLvl w:val="1"/>
+    </w:pPr>
+    <w:rPr>
+      <w:rFonts w:ascii="Times New Roman" w:eastAsia="Times New Roman" w:hAnsi="Times New Roman" w:cs="Times New Roman"/>
+      <w:b/>
+      <w:bCs/>
+      <w:sz w:val="36"/>
+      <w:szCs w:val="36"/>
+    </w:rPr>
+  </w:style>
+  <w:style w:type="paragraph" w:styleId="Heading4">
+    <w:name w:val="heading 4"/>
+    <w:basedOn w:val="Normal"/>
+    <w:next w:val="Normal"/>
+    <w:link w:val="Heading4Char"/>
+    <w:uiPriority w:val="9"/>
+    <w:semiHidden/>
+    <w:unhideWhenUsed/>
+    <w:qFormat/>
+    <w:rsid w:val="00D0541E"/>
+    <w:pPr>
+      <w:keepNext/>
+      <w:keepLines/>
+      <w:spacing w:before="200" w:after="0"/>
+      <w:outlineLvl w:val="3"/>
+    </w:pPr>
+    <w:rPr>
+      <w:rFonts w:asciiTheme="majorHAnsi" w:eastAsiaTheme="majorEastAsia" w:hAnsiTheme="majorHAnsi" w:cstheme="majorBidi"/>
+      <w:b/>
+      <w:bCs/>
+      <w:i/>
+      <w:iCs/>
+      <w:color w:val="4F81BD" w:themeColor="accent1"/>
+    </w:rPr>
+  </w:style>
   <w:style w:type="character" w:default="1" w:styleId="DefaultParagraphFont">
     <w:name w:val="Default Paragraph Font"/>
     <w:uiPriority w:val="1"/>
-    <w:semiHidden/>
     <w:unhideWhenUsed/>
   </w:style>
   <w:style w:type="table" w:default="1" w:styleId="TableNormal">
@@ -1424,6 +5255,111 @@
     <w:uiPriority w:val="99"/>
     <w:semiHidden/>
     <w:unhideWhenUsed/>
+  </w:style>
+  <w:style w:type="character" w:customStyle="1" w:styleId="Heading2Char">
+    <w:name w:val="Heading 2 Char"/>
+    <w:basedOn w:val="DefaultParagraphFont"/>
+    <w:link w:val="Heading2"/>
+    <w:uiPriority w:val="9"/>
+    <w:rsid w:val="00B35BDE"/>
+    <w:rPr>
+      <w:rFonts w:ascii="Times New Roman" w:eastAsia="Times New Roman" w:hAnsi="Times New Roman" w:cs="Times New Roman"/>
+      <w:b/>
+      <w:bCs/>
+      <w:sz w:val="36"/>
+      <w:szCs w:val="36"/>
+    </w:rPr>
+  </w:style>
+  <w:style w:type="character" w:customStyle="1" w:styleId="jspropertycolor">
+    <w:name w:val="jspropertycolor"/>
+    <w:basedOn w:val="DefaultParagraphFont"/>
+    <w:rsid w:val="00513902"/>
+  </w:style>
+  <w:style w:type="character" w:customStyle="1" w:styleId="jsstringcolor">
+    <w:name w:val="jsstringcolor"/>
+    <w:basedOn w:val="DefaultParagraphFont"/>
+    <w:rsid w:val="00513902"/>
+  </w:style>
+  <w:style w:type="character" w:styleId="Hyperlink">
+    <w:name w:val="Hyperlink"/>
+    <w:basedOn w:val="DefaultParagraphFont"/>
+    <w:uiPriority w:val="99"/>
+    <w:unhideWhenUsed/>
+    <w:rsid w:val="00513902"/>
+    <w:rPr>
+      <w:color w:val="0000FF" w:themeColor="hyperlink"/>
+      <w:u w:val="single"/>
+    </w:rPr>
+  </w:style>
+  <w:style w:type="character" w:customStyle="1" w:styleId="Heading1Char">
+    <w:name w:val="Heading 1 Char"/>
+    <w:basedOn w:val="DefaultParagraphFont"/>
+    <w:link w:val="Heading1"/>
+    <w:uiPriority w:val="9"/>
+    <w:rsid w:val="008C5E54"/>
+    <w:rPr>
+      <w:rFonts w:asciiTheme="majorHAnsi" w:eastAsiaTheme="majorEastAsia" w:hAnsiTheme="majorHAnsi" w:cstheme="majorBidi"/>
+      <w:b/>
+      <w:bCs/>
+      <w:color w:val="365F91" w:themeColor="accent1" w:themeShade="BF"/>
+      <w:sz w:val="28"/>
+      <w:szCs w:val="28"/>
+    </w:rPr>
+  </w:style>
+  <w:style w:type="character" w:styleId="HTMLCode">
+    <w:name w:val="HTML Code"/>
+    <w:basedOn w:val="DefaultParagraphFont"/>
+    <w:uiPriority w:val="99"/>
+    <w:semiHidden/>
+    <w:unhideWhenUsed/>
+    <w:rsid w:val="00817827"/>
+    <w:rPr>
+      <w:rFonts w:ascii="Courier New" w:eastAsia="Times New Roman" w:hAnsi="Courier New" w:cs="Courier New"/>
+      <w:sz w:val="20"/>
+      <w:szCs w:val="20"/>
+    </w:rPr>
+  </w:style>
+  <w:style w:type="character" w:customStyle="1" w:styleId="Heading4Char">
+    <w:name w:val="Heading 4 Char"/>
+    <w:basedOn w:val="DefaultParagraphFont"/>
+    <w:link w:val="Heading4"/>
+    <w:uiPriority w:val="9"/>
+    <w:semiHidden/>
+    <w:rsid w:val="00D0541E"/>
+    <w:rPr>
+      <w:rFonts w:asciiTheme="majorHAnsi" w:eastAsiaTheme="majorEastAsia" w:hAnsiTheme="majorHAnsi" w:cstheme="majorBidi"/>
+      <w:b/>
+      <w:bCs/>
+      <w:i/>
+      <w:iCs/>
+      <w:color w:val="4F81BD" w:themeColor="accent1"/>
+    </w:rPr>
+  </w:style>
+  <w:style w:type="paragraph" w:styleId="NormalWeb">
+    <w:name w:val="Normal (Web)"/>
+    <w:basedOn w:val="Normal"/>
+    <w:uiPriority w:val="99"/>
+    <w:unhideWhenUsed/>
+    <w:rsid w:val="00A2205A"/>
+    <w:pPr>
+      <w:spacing w:before="100" w:beforeAutospacing="1" w:after="100" w:afterAutospacing="1" w:line="240" w:lineRule="auto"/>
+    </w:pPr>
+    <w:rPr>
+      <w:rFonts w:ascii="Times New Roman" w:eastAsia="Times New Roman" w:hAnsi="Times New Roman" w:cs="Times New Roman"/>
+      <w:sz w:val="24"/>
+      <w:szCs w:val="24"/>
+    </w:rPr>
+  </w:style>
+  <w:style w:type="character" w:styleId="Strong">
+    <w:name w:val="Strong"/>
+    <w:basedOn w:val="DefaultParagraphFont"/>
+    <w:uiPriority w:val="22"/>
+    <w:qFormat/>
+    <w:rsid w:val="00A2205A"/>
+    <w:rPr>
+      <w:b/>
+      <w:bCs/>
+    </w:rPr>
   </w:style>
 </w:styles>
 </file>
@@ -1589,10 +5525,76 @@
     <w:qFormat/>
     <w:rsid w:val="00E770BE"/>
   </w:style>
+  <w:style w:type="paragraph" w:styleId="Heading1">
+    <w:name w:val="heading 1"/>
+    <w:basedOn w:val="Normal"/>
+    <w:next w:val="Normal"/>
+    <w:link w:val="Heading1Char"/>
+    <w:uiPriority w:val="9"/>
+    <w:qFormat/>
+    <w:rsid w:val="008C5E54"/>
+    <w:pPr>
+      <w:keepNext/>
+      <w:keepLines/>
+      <w:spacing w:before="480" w:after="0"/>
+      <w:outlineLvl w:val="0"/>
+    </w:pPr>
+    <w:rPr>
+      <w:rFonts w:asciiTheme="majorHAnsi" w:eastAsiaTheme="majorEastAsia" w:hAnsiTheme="majorHAnsi" w:cstheme="majorBidi"/>
+      <w:b/>
+      <w:bCs/>
+      <w:color w:val="365F91" w:themeColor="accent1" w:themeShade="BF"/>
+      <w:sz w:val="28"/>
+      <w:szCs w:val="28"/>
+    </w:rPr>
+  </w:style>
+  <w:style w:type="paragraph" w:styleId="Heading2">
+    <w:name w:val="heading 2"/>
+    <w:basedOn w:val="Normal"/>
+    <w:link w:val="Heading2Char"/>
+    <w:uiPriority w:val="9"/>
+    <w:qFormat/>
+    <w:rsid w:val="00B35BDE"/>
+    <w:pPr>
+      <w:spacing w:before="100" w:beforeAutospacing="1" w:after="100" w:afterAutospacing="1" w:line="240" w:lineRule="auto"/>
+      <w:outlineLvl w:val="1"/>
+    </w:pPr>
+    <w:rPr>
+      <w:rFonts w:ascii="Times New Roman" w:eastAsia="Times New Roman" w:hAnsi="Times New Roman" w:cs="Times New Roman"/>
+      <w:b/>
+      <w:bCs/>
+      <w:sz w:val="36"/>
+      <w:szCs w:val="36"/>
+    </w:rPr>
+  </w:style>
+  <w:style w:type="paragraph" w:styleId="Heading4">
+    <w:name w:val="heading 4"/>
+    <w:basedOn w:val="Normal"/>
+    <w:next w:val="Normal"/>
+    <w:link w:val="Heading4Char"/>
+    <w:uiPriority w:val="9"/>
+    <w:semiHidden/>
+    <w:unhideWhenUsed/>
+    <w:qFormat/>
+    <w:rsid w:val="00D0541E"/>
+    <w:pPr>
+      <w:keepNext/>
+      <w:keepLines/>
+      <w:spacing w:before="200" w:after="0"/>
+      <w:outlineLvl w:val="3"/>
+    </w:pPr>
+    <w:rPr>
+      <w:rFonts w:asciiTheme="majorHAnsi" w:eastAsiaTheme="majorEastAsia" w:hAnsiTheme="majorHAnsi" w:cstheme="majorBidi"/>
+      <w:b/>
+      <w:bCs/>
+      <w:i/>
+      <w:iCs/>
+      <w:color w:val="4F81BD" w:themeColor="accent1"/>
+    </w:rPr>
+  </w:style>
   <w:style w:type="character" w:default="1" w:styleId="DefaultParagraphFont">
     <w:name w:val="Default Paragraph Font"/>
     <w:uiPriority w:val="1"/>
-    <w:semiHidden/>
     <w:unhideWhenUsed/>
   </w:style>
   <w:style w:type="table" w:default="1" w:styleId="TableNormal">
@@ -1615,6 +5617,111 @@
     <w:uiPriority w:val="99"/>
     <w:semiHidden/>
     <w:unhideWhenUsed/>
+  </w:style>
+  <w:style w:type="character" w:customStyle="1" w:styleId="Heading2Char">
+    <w:name w:val="Heading 2 Char"/>
+    <w:basedOn w:val="DefaultParagraphFont"/>
+    <w:link w:val="Heading2"/>
+    <w:uiPriority w:val="9"/>
+    <w:rsid w:val="00B35BDE"/>
+    <w:rPr>
+      <w:rFonts w:ascii="Times New Roman" w:eastAsia="Times New Roman" w:hAnsi="Times New Roman" w:cs="Times New Roman"/>
+      <w:b/>
+      <w:bCs/>
+      <w:sz w:val="36"/>
+      <w:szCs w:val="36"/>
+    </w:rPr>
+  </w:style>
+  <w:style w:type="character" w:customStyle="1" w:styleId="jspropertycolor">
+    <w:name w:val="jspropertycolor"/>
+    <w:basedOn w:val="DefaultParagraphFont"/>
+    <w:rsid w:val="00513902"/>
+  </w:style>
+  <w:style w:type="character" w:customStyle="1" w:styleId="jsstringcolor">
+    <w:name w:val="jsstringcolor"/>
+    <w:basedOn w:val="DefaultParagraphFont"/>
+    <w:rsid w:val="00513902"/>
+  </w:style>
+  <w:style w:type="character" w:styleId="Hyperlink">
+    <w:name w:val="Hyperlink"/>
+    <w:basedOn w:val="DefaultParagraphFont"/>
+    <w:uiPriority w:val="99"/>
+    <w:unhideWhenUsed/>
+    <w:rsid w:val="00513902"/>
+    <w:rPr>
+      <w:color w:val="0000FF" w:themeColor="hyperlink"/>
+      <w:u w:val="single"/>
+    </w:rPr>
+  </w:style>
+  <w:style w:type="character" w:customStyle="1" w:styleId="Heading1Char">
+    <w:name w:val="Heading 1 Char"/>
+    <w:basedOn w:val="DefaultParagraphFont"/>
+    <w:link w:val="Heading1"/>
+    <w:uiPriority w:val="9"/>
+    <w:rsid w:val="008C5E54"/>
+    <w:rPr>
+      <w:rFonts w:asciiTheme="majorHAnsi" w:eastAsiaTheme="majorEastAsia" w:hAnsiTheme="majorHAnsi" w:cstheme="majorBidi"/>
+      <w:b/>
+      <w:bCs/>
+      <w:color w:val="365F91" w:themeColor="accent1" w:themeShade="BF"/>
+      <w:sz w:val="28"/>
+      <w:szCs w:val="28"/>
+    </w:rPr>
+  </w:style>
+  <w:style w:type="character" w:styleId="HTMLCode">
+    <w:name w:val="HTML Code"/>
+    <w:basedOn w:val="DefaultParagraphFont"/>
+    <w:uiPriority w:val="99"/>
+    <w:semiHidden/>
+    <w:unhideWhenUsed/>
+    <w:rsid w:val="00817827"/>
+    <w:rPr>
+      <w:rFonts w:ascii="Courier New" w:eastAsia="Times New Roman" w:hAnsi="Courier New" w:cs="Courier New"/>
+      <w:sz w:val="20"/>
+      <w:szCs w:val="20"/>
+    </w:rPr>
+  </w:style>
+  <w:style w:type="character" w:customStyle="1" w:styleId="Heading4Char">
+    <w:name w:val="Heading 4 Char"/>
+    <w:basedOn w:val="DefaultParagraphFont"/>
+    <w:link w:val="Heading4"/>
+    <w:uiPriority w:val="9"/>
+    <w:semiHidden/>
+    <w:rsid w:val="00D0541E"/>
+    <w:rPr>
+      <w:rFonts w:asciiTheme="majorHAnsi" w:eastAsiaTheme="majorEastAsia" w:hAnsiTheme="majorHAnsi" w:cstheme="majorBidi"/>
+      <w:b/>
+      <w:bCs/>
+      <w:i/>
+      <w:iCs/>
+      <w:color w:val="4F81BD" w:themeColor="accent1"/>
+    </w:rPr>
+  </w:style>
+  <w:style w:type="paragraph" w:styleId="NormalWeb">
+    <w:name w:val="Normal (Web)"/>
+    <w:basedOn w:val="Normal"/>
+    <w:uiPriority w:val="99"/>
+    <w:unhideWhenUsed/>
+    <w:rsid w:val="00A2205A"/>
+    <w:pPr>
+      <w:spacing w:before="100" w:beforeAutospacing="1" w:after="100" w:afterAutospacing="1" w:line="240" w:lineRule="auto"/>
+    </w:pPr>
+    <w:rPr>
+      <w:rFonts w:ascii="Times New Roman" w:eastAsia="Times New Roman" w:hAnsi="Times New Roman" w:cs="Times New Roman"/>
+      <w:sz w:val="24"/>
+      <w:szCs w:val="24"/>
+    </w:rPr>
+  </w:style>
+  <w:style w:type="character" w:styleId="Strong">
+    <w:name w:val="Strong"/>
+    <w:basedOn w:val="DefaultParagraphFont"/>
+    <w:uiPriority w:val="22"/>
+    <w:qFormat/>
+    <w:rsid w:val="00A2205A"/>
+    <w:rPr>
+      <w:b/>
+      <w:bCs/>
+    </w:rPr>
   </w:style>
 </w:styles>
 </file>
